--- a/Keehoon_Ryu_Data_Technician_Workbook_Week_5.docx
+++ b/Keehoon_Ryu_Data_Technician_Workbook_Week_5.docx
@@ -2070,7 +2070,7 @@
     <w:p/>
     <w:p>
       <w:r>
-        <w:t>Be prepared to discuss the below in the group following this task.</w:t>
+        <w:t>Be prepared to discuss the below in the group following this task</w:t>
       </w:r>
     </w:p>
     <w:p/>
@@ -8374,18 +8374,7 @@
                 <w:rtl w:val="0"/>
                 <w:lang w:val="ko-KR" w:bidi="ko-KR" w:eastAsia="ko-KR"/>
               </w:rPr>
-              <w:t>Due to lab e</w:t>
-            </w:r>
-            <w:r>
-              <w:rPr>
-                <w:rStyle w:val="C8"/>
-                <w:rFonts w:asciiTheme="minorHAnsi" w:hAnsiTheme="minorHAnsi" w:cstheme="minorBidi"/>
-                <w:sz w:val="28"/>
-                <w:szCs w:val="28"/>
-                <w:rtl w:val="0"/>
-                <w:lang w:val="ko-KR" w:bidi="ko-KR" w:eastAsia="ko-KR"/>
-              </w:rPr>
-              <w:t>nviroment map cannot show off.</w:t>
+              <w:t>Due to lab enviroment map cannot show off.</w:t>
             </w:r>
           </w:p>
           <w:p>
@@ -9334,51 +9323,54 @@
                 <w:rtl w:val="0"/>
                 <w:lang w:val="ko-KR" w:bidi="ko-KR" w:eastAsia="ko-KR"/>
               </w:rPr>
-              <w:t xml:space="preserve"> Paws &amp; Whiskers</w:t>
-            </w:r>
-            <w:r>
+              <w:t xml:space="preserve"> Paws &amp; Whiskers Proposal for improving data storage, analysis, reporting and data protection</w:t>
+            </w:r>
+          </w:p>
+          <w:p>
+            <w:pPr>
               <w:rPr>
                 <w:rtl w:val="0"/>
                 <w:lang w:val="ko-KR" w:bidi="ko-KR" w:eastAsia="ko-KR"/>
               </w:rPr>
-              <w:t xml:space="preserve"> Proposal for improving</w:t>
-            </w:r>
-            <w:r>
+            </w:pPr>
+          </w:p>
+          <w:p>
+            <w:pPr>
               <w:rPr>
                 <w:rtl w:val="0"/>
                 <w:lang w:val="ko-KR" w:bidi="ko-KR" w:eastAsia="ko-KR"/>
               </w:rPr>
-              <w:t xml:space="preserve"> data st</w:t>
-            </w:r>
+            </w:pPr>
             <w:r>
               <w:rPr>
                 <w:rtl w:val="0"/>
                 <w:lang w:val="ko-KR" w:bidi="ko-KR" w:eastAsia="ko-KR"/>
               </w:rPr>
-              <w:t>orage</w:t>
-            </w:r>
-            <w:r>
+              <w:t xml:space="preserve"> Paws &amp; Whiskers is growing per shop that curretly relies on manually collected information and spreadheets for company data. This approach may become increasingly difficult to manage as business grows because data can become duplicated, inconsistent, difficult to analyse and vunerable to loss or unauthorised access. </w:t>
+            </w:r>
+          </w:p>
+          <w:p>
+            <w:pPr>
               <w:rPr>
                 <w:rtl w:val="0"/>
                 <w:lang w:val="ko-KR" w:bidi="ko-KR" w:eastAsia="ko-KR"/>
               </w:rPr>
-              <w:t>, an</w:t>
-            </w:r>
-            <w:r>
+            </w:pPr>
+          </w:p>
+          <w:p>
+            <w:pPr>
               <w:rPr>
                 <w:rtl w:val="0"/>
                 <w:lang w:val="ko-KR" w:bidi="ko-KR" w:eastAsia="ko-KR"/>
               </w:rPr>
-              <w:t>alysis, reporting and data protection</w:t>
-            </w:r>
-          </w:p>
-          <w:p>
-            <w:pPr>
+            </w:pPr>
+            <w:r>
               <w:rPr>
                 <w:rtl w:val="0"/>
                 <w:lang w:val="ko-KR" w:bidi="ko-KR" w:eastAsia="ko-KR"/>
               </w:rPr>
-            </w:pPr>
+              <w:t xml:space="preserve"> This report recommends moving towards a Microsoft Azure-based data platform. The proposed solution uses Azure Blob Storage for raw and unstrucutred data, Azure SQL Database for strucutred operational data, Azure Data Factory for automated data integration, and Azure Synapse Analytics for large-scale business analysis. Power BI can then provide management with dashboards and reports, while Azure Machine learning could be introduced later for predictive analysis.</w:t>
+            </w:r>
           </w:p>
           <w:p>
             <w:pPr>
@@ -9387,55 +9379,63 @@
                 <w:lang w:val="ko-KR" w:bidi="ko-KR" w:eastAsia="ko-KR"/>
               </w:rPr>
             </w:pPr>
+          </w:p>
+          <w:p>
             <w:r>
               <w:rPr>
                 <w:rtl w:val="0"/>
                 <w:lang w:val="ko-KR" w:bidi="ko-KR" w:eastAsia="ko-KR"/>
               </w:rPr>
-              <w:t xml:space="preserve"> Paw</w:t>
-            </w:r>
-            <w:r>
+              <w:t xml:space="preserve"> The solution must also comply with UK data protection requirements. In oarticular, Paws &amp; Whiskers should consider the UK General data protection Regulation, the Data Protection Act 2018, and PCI DSS where payment card information is involved. </w:t>
+            </w:r>
+          </w:p>
+          <w:p/>
+          <w:p/>
+          <w:p>
+            <w:pPr>
               <w:rPr>
                 <w:rtl w:val="0"/>
                 <w:lang w:val="ko-KR" w:bidi="ko-KR" w:eastAsia="ko-KR"/>
               </w:rPr>
-              <w:t>s &amp; Whiskers is growing per shop that curretly reli</w:t>
-            </w:r>
+            </w:pPr>
             <w:r>
               <w:rPr>
                 <w:rtl w:val="0"/>
                 <w:lang w:val="ko-KR" w:bidi="ko-KR" w:eastAsia="ko-KR"/>
               </w:rPr>
-              <w:t xml:space="preserve">es on manually collected information and spreadheets for </w:t>
-            </w:r>
-            <w:r>
+              <w:t xml:space="preserve"> 1. Data Laws and Regulations</w:t>
+            </w:r>
+          </w:p>
+          <w:p>
+            <w:pPr>
               <w:rPr>
                 <w:rtl w:val="0"/>
                 <w:lang w:val="ko-KR" w:bidi="ko-KR" w:eastAsia="ko-KR"/>
               </w:rPr>
-              <w:t>company data</w:t>
-            </w:r>
-            <w:r>
+            </w:pPr>
+          </w:p>
+          <w:p>
+            <w:pPr>
               <w:rPr>
                 <w:rtl w:val="0"/>
                 <w:lang w:val="ko-KR" w:bidi="ko-KR" w:eastAsia="ko-KR"/>
               </w:rPr>
-              <w:t xml:space="preserve">. This approach may become increasingly difficult to manage as business grows because </w:t>
-            </w:r>
+            </w:pPr>
             <w:r>
               <w:rPr>
                 <w:rtl w:val="0"/>
                 <w:lang w:val="ko-KR" w:bidi="ko-KR" w:eastAsia="ko-KR"/>
               </w:rPr>
-              <w:t>data can become duplicated, inconsistent, difficult to an</w:t>
-            </w:r>
-            <w:r>
+              <w:t>1.1 UK GDPR</w:t>
+            </w:r>
+          </w:p>
+          <w:p>
+            <w:pPr>
               <w:rPr>
                 <w:rtl w:val="0"/>
                 <w:lang w:val="ko-KR" w:bidi="ko-KR" w:eastAsia="ko-KR"/>
               </w:rPr>
-              <w:t xml:space="preserve">alyse and vunerable to loss or unauthorised access. </w:t>
-            </w:r>
+            </w:pPr>
           </w:p>
           <w:p>
             <w:pPr>
@@ -9444,97 +9444,103 @@
                 <w:lang w:val="ko-KR" w:bidi="ko-KR" w:eastAsia="ko-KR"/>
               </w:rPr>
             </w:pPr>
-          </w:p>
-          <w:p>
-            <w:pPr>
+            <w:r>
               <w:rPr>
                 <w:rtl w:val="0"/>
                 <w:lang w:val="ko-KR" w:bidi="ko-KR" w:eastAsia="ko-KR"/>
               </w:rPr>
-            </w:pPr>
-            <w:r>
+              <w:t xml:space="preserve"> The UK GDPR is one of the main legal requirments affecting Paws &amp; Whiskers because the company is likely to process personal information such as customer names, email adresses, telephone numbers, adress and purchase histories.</w:t>
+            </w:r>
+          </w:p>
+          <w:p>
+            <w:pPr>
               <w:rPr>
                 <w:rtl w:val="0"/>
                 <w:lang w:val="ko-KR" w:bidi="ko-KR" w:eastAsia="ko-KR"/>
               </w:rPr>
-              <w:t xml:space="preserve"> This report recommends moving towards a </w:t>
-            </w:r>
+            </w:pPr>
             <w:r>
               <w:rPr>
                 <w:rtl w:val="0"/>
                 <w:lang w:val="ko-KR" w:bidi="ko-KR" w:eastAsia="ko-KR"/>
               </w:rPr>
-              <w:t>M</w:t>
-            </w:r>
-            <w:r>
+              <w:t xml:space="preserve"> The UK GDPR establises seven key data protection principles: lawfulness, failness and transparency; purpose limiation; data minimisatio; accuracy; storage limitation; intergrity and confidentiality; and accountablity.</w:t>
+            </w:r>
+          </w:p>
+          <w:p>
+            <w:pPr>
               <w:rPr>
                 <w:rtl w:val="0"/>
                 <w:lang w:val="ko-KR" w:bidi="ko-KR" w:eastAsia="ko-KR"/>
               </w:rPr>
-              <w:t>icrosoft Azure-based data platform. The proposed solution uses A</w:t>
-            </w:r>
-            <w:r>
+            </w:pPr>
+          </w:p>
+          <w:p>
+            <w:pPr>
               <w:rPr>
                 <w:rtl w:val="0"/>
                 <w:lang w:val="ko-KR" w:bidi="ko-KR" w:eastAsia="ko-KR"/>
               </w:rPr>
-              <w:t>zure Blob Storage for raw and unstrucutred data, Azure SQL Database for strucu</w:t>
-            </w:r>
+            </w:pPr>
             <w:r>
               <w:rPr>
                 <w:rtl w:val="0"/>
                 <w:lang w:val="ko-KR" w:bidi="ko-KR" w:eastAsia="ko-KR"/>
               </w:rPr>
-              <w:t xml:space="preserve">tred operational data, Azure Data </w:t>
-            </w:r>
-            <w:r>
+              <w:t xml:space="preserve"> Paws &amp; Whiskers should therefore:</w:t>
+            </w:r>
+          </w:p>
+          <w:p>
+            <w:pPr>
               <w:rPr>
                 <w:rtl w:val="0"/>
                 <w:lang w:val="ko-KR" w:bidi="ko-KR" w:eastAsia="ko-KR"/>
               </w:rPr>
-              <w:t>Factory for automated data inte</w:t>
-            </w:r>
-            <w:r>
+            </w:pPr>
+          </w:p>
+          <w:p>
+            <w:pPr>
               <w:rPr>
                 <w:rtl w:val="0"/>
                 <w:lang w:val="ko-KR" w:bidi="ko-KR" w:eastAsia="ko-KR"/>
               </w:rPr>
-              <w:t>gration, and Azure Synapse Analytics for large</w:t>
-            </w:r>
+            </w:pPr>
             <w:r>
               <w:rPr>
                 <w:rtl w:val="0"/>
                 <w:lang w:val="ko-KR" w:bidi="ko-KR" w:eastAsia="ko-KR"/>
               </w:rPr>
-              <w:t>-scale bu</w:t>
-            </w:r>
-            <w:r>
+              <w:t>collect only information is necessary for legitimate business purposes.</w:t>
+            </w:r>
+          </w:p>
+          <w:p>
+            <w:pPr>
               <w:rPr>
                 <w:rtl w:val="0"/>
                 <w:lang w:val="ko-KR" w:bidi="ko-KR" w:eastAsia="ko-KR"/>
               </w:rPr>
-              <w:t>siness analysis. Power BI can</w:t>
-            </w:r>
+            </w:pPr>
             <w:r>
               <w:rPr>
                 <w:rtl w:val="0"/>
                 <w:lang w:val="ko-KR" w:bidi="ko-KR" w:eastAsia="ko-KR"/>
               </w:rPr>
-              <w:t xml:space="preserve"> then </w:t>
-            </w:r>
-            <w:r>
+              <w:t>Clearly explain to customers why their information is being collected</w:t>
+            </w:r>
+          </w:p>
+          <w:p>
+            <w:pPr>
               <w:rPr>
                 <w:rtl w:val="0"/>
                 <w:lang w:val="ko-KR" w:bidi="ko-KR" w:eastAsia="ko-KR"/>
               </w:rPr>
-              <w:t>provide management with dashbo</w:t>
-            </w:r>
+            </w:pPr>
             <w:r>
               <w:rPr>
                 <w:rtl w:val="0"/>
                 <w:lang w:val="ko-KR" w:bidi="ko-KR" w:eastAsia="ko-KR"/>
               </w:rPr>
-              <w:t>ards and reports, while Azure Machine learning could be introduced later for predictive analysis.</w:t>
+              <w:t>Keep personal information accurate and up to date.</w:t>
             </w:r>
           </w:p>
           <w:p>
@@ -9544,95 +9550,141 @@
                 <w:lang w:val="ko-KR" w:bidi="ko-KR" w:eastAsia="ko-KR"/>
               </w:rPr>
             </w:pPr>
-          </w:p>
-          <w:p>
             <w:r>
               <w:rPr>
                 <w:rtl w:val="0"/>
                 <w:lang w:val="ko-KR" w:bidi="ko-KR" w:eastAsia="ko-KR"/>
               </w:rPr>
-              <w:t xml:space="preserve"> The </w:t>
-            </w:r>
-            <w:r>
+              <w:t xml:space="preserve">Establish appropriate retention periods rather than keeping information indefinitely </w:t>
+            </w:r>
+          </w:p>
+          <w:p>
+            <w:pPr>
               <w:rPr>
                 <w:rtl w:val="0"/>
                 <w:lang w:val="ko-KR" w:bidi="ko-KR" w:eastAsia="ko-KR"/>
               </w:rPr>
-              <w:t>solution must also comply with UK data protection requirem</w:t>
-            </w:r>
+            </w:pPr>
             <w:r>
               <w:rPr>
                 <w:rtl w:val="0"/>
                 <w:lang w:val="ko-KR" w:bidi="ko-KR" w:eastAsia="ko-KR"/>
               </w:rPr>
-              <w:t>ents</w:t>
-            </w:r>
-            <w:r>
+              <w:t>Protect personal data agasint unauthorised access, accidental loss and security breaches.</w:t>
+            </w:r>
+          </w:p>
+          <w:p>
+            <w:pPr>
               <w:rPr>
                 <w:rtl w:val="0"/>
                 <w:lang w:val="ko-KR" w:bidi="ko-KR" w:eastAsia="ko-KR"/>
               </w:rPr>
-              <w:t>. In oarticu</w:t>
-            </w:r>
+            </w:pPr>
             <w:r>
               <w:rPr>
                 <w:rtl w:val="0"/>
                 <w:lang w:val="ko-KR" w:bidi="ko-KR" w:eastAsia="ko-KR"/>
               </w:rPr>
-              <w:t>lar, Paws &amp; W</w:t>
-            </w:r>
-            <w:r>
+              <w:t xml:space="preserve">Maintain appropriate records demonstrating compliance. </w:t>
+            </w:r>
+          </w:p>
+          <w:p>
+            <w:pPr>
+              <w:spacing w:before="240" w:after="240" w:beforeAutospacing="0" w:afterAutospacing="0"/>
+              <w:ind w:firstLine="0" w:left="0" w:right="0"/>
+            </w:pPr>
+            <w:bookmarkStart w:id="78" w:name="_dx_frag_StartFragment"/>
+            <w:bookmarkEnd w:id="78"/>
+            <w:r>
+              <w:t>For example, a customer's email address may be required to process an online order, but this does not automatically justify retaining unnecessary personal information indefinitely.</w:t>
+            </w:r>
+          </w:p>
+          <w:p>
+            <w:pPr>
+              <w:spacing w:before="240" w:after="240" w:beforeAutospacing="0" w:afterAutospacing="0"/>
+              <w:ind w:firstLine="0" w:left="0" w:right="0"/>
+            </w:pPr>
+            <w:r>
+              <w:t>The company should also consider individual data subject rights, including rights relating to access, rectification, erasure and restriction of processing.</w:t>
+            </w:r>
+          </w:p>
+          <w:p>
+            <w:r>
+              <w:t>If a personal data breach creates a risk to individuals' rights and freedoms, the organisation may need to notify the Information Commissioner's Office (ICO), where feasible within 72 hours of becoming aware of the breach.</w:t>
+            </w:r>
+            <w:bookmarkStart w:id="79" w:name="_dx_frag_EndFragment"/>
+            <w:bookmarkEnd w:id="79"/>
+          </w:p>
+          <w:p/>
+          <w:p>
+            <w:pPr>
               <w:rPr>
                 <w:rtl w:val="0"/>
                 <w:lang w:val="ko-KR" w:bidi="ko-KR" w:eastAsia="ko-KR"/>
               </w:rPr>
-              <w:t xml:space="preserve">hiskers should consider the </w:t>
-            </w:r>
+            </w:pPr>
             <w:r>
               <w:rPr>
                 <w:rtl w:val="0"/>
                 <w:lang w:val="ko-KR" w:bidi="ko-KR" w:eastAsia="ko-KR"/>
               </w:rPr>
-              <w:t>UK</w:t>
-            </w:r>
-            <w:r>
+              <w:t>1.2 Data Protection Act 2018</w:t>
+            </w:r>
+          </w:p>
+          <w:p>
+            <w:pPr>
               <w:rPr>
                 <w:rtl w:val="0"/>
                 <w:lang w:val="ko-KR" w:bidi="ko-KR" w:eastAsia="ko-KR"/>
               </w:rPr>
-              <w:t xml:space="preserve"> </w:t>
-            </w:r>
-            <w:r>
+            </w:pPr>
+          </w:p>
+          <w:p>
+            <w:pPr>
               <w:rPr>
                 <w:rtl w:val="0"/>
                 <w:lang w:val="ko-KR" w:bidi="ko-KR" w:eastAsia="ko-KR"/>
               </w:rPr>
-              <w:t>General data protection Regulation, the Data Protection Act 2018, and PCI DSS where pay</w:t>
-            </w:r>
+            </w:pPr>
             <w:r>
               <w:rPr>
                 <w:rtl w:val="0"/>
                 <w:lang w:val="ko-KR" w:bidi="ko-KR" w:eastAsia="ko-KR"/>
               </w:rPr>
-              <w:t>ment</w:t>
-            </w:r>
+              <w:t xml:space="preserve"> The data protection act 2018 forms part of the UK's data protection framework alongside the UK GDPR. It affects how organisations collect, store and proecess personal information and provides additional provisions within UK data protection law.</w:t>
+            </w:r>
+          </w:p>
+          <w:p>
+            <w:pPr>
+              <w:spacing w:before="240" w:after="240" w:beforeAutospacing="0" w:afterAutospacing="0"/>
+              <w:ind w:firstLine="0" w:left="0" w:right="0"/>
+            </w:pPr>
             <w:r>
               <w:rPr>
                 <w:rtl w:val="0"/>
                 <w:lang w:val="ko-KR" w:bidi="ko-KR" w:eastAsia="ko-KR"/>
               </w:rPr>
-              <w:t xml:space="preserve"> card information is inv</w:t>
-            </w:r>
-            <w:r>
+              <w:t xml:space="preserve"> </w:t>
+            </w:r>
+            <w:bookmarkStart w:id="80" w:name="_dx_frag_StartFragment"/>
+            <w:bookmarkEnd w:id="80"/>
+            <w:r>
+              <w:t>Paws &amp; Whiskers should therefore implement appropriate policies for data collection, retention, security and deletion. Staff should also receive training so that customer information is handled appropriately.</w:t>
+            </w:r>
+          </w:p>
+          <w:p>
+            <w:pPr>
               <w:rPr>
                 <w:rtl w:val="0"/>
                 <w:lang w:val="ko-KR" w:bidi="ko-KR" w:eastAsia="ko-KR"/>
               </w:rPr>
-              <w:t xml:space="preserve">olved. </w:t>
-            </w:r>
-          </w:p>
-          <w:p/>
-          <w:p/>
+            </w:pPr>
+            <w:r>
+              <w:t>Because the Data (Use and Access) Act 2025 has introduced changes to the UK data protection framework, the company should ensure that its policies are reviewed against current ICO guidance rather than relying on outdated procedures. The ICO has stated that some guidance is currently under review following the 2025 legislation.</w:t>
+            </w:r>
+            <w:bookmarkStart w:id="81" w:name="_dx_frag_EndFragment"/>
+            <w:bookmarkEnd w:id="81"/>
+          </w:p>
           <w:p>
             <w:pPr>
               <w:rPr>
@@ -9645,44 +9697,72 @@
                 <w:rtl w:val="0"/>
                 <w:lang w:val="ko-KR" w:bidi="ko-KR" w:eastAsia="ko-KR"/>
               </w:rPr>
-              <w:t xml:space="preserve"> </w:t>
-            </w:r>
-            <w:r>
+              <w:t xml:space="preserve">  </w:t>
+            </w:r>
+          </w:p>
+          <w:p>
+            <w:pPr>
               <w:rPr>
                 <w:rtl w:val="0"/>
                 <w:lang w:val="ko-KR" w:bidi="ko-KR" w:eastAsia="ko-KR"/>
               </w:rPr>
-              <w:t>1. Data Laws and Regulations</w:t>
-            </w:r>
-          </w:p>
-          <w:p>
-            <w:pPr>
+            </w:pPr>
+            <w:r>
               <w:rPr>
                 <w:rtl w:val="0"/>
                 <w:lang w:val="ko-KR" w:bidi="ko-KR" w:eastAsia="ko-KR"/>
               </w:rPr>
-            </w:pPr>
-          </w:p>
-          <w:p>
-            <w:pPr>
+              <w:t>1.3 Payment and other standards</w:t>
+            </w:r>
+          </w:p>
+          <w:p>
+            <w:pPr>
+              <w:spacing w:before="240" w:after="240" w:beforeAutospacing="0" w:afterAutospacing="0"/>
+              <w:ind w:firstLine="0" w:left="0" w:right="0"/>
+            </w:pPr>
+            <w:r>
               <w:rPr>
                 <w:rtl w:val="0"/>
                 <w:lang w:val="ko-KR" w:bidi="ko-KR" w:eastAsia="ko-KR"/>
               </w:rPr>
-            </w:pPr>
-            <w:r>
+              <w:t xml:space="preserve"> </w:t>
+            </w:r>
+            <w:bookmarkStart w:id="82" w:name="_dx_frag_StartFragment"/>
+            <w:bookmarkEnd w:id="82"/>
+            <w:r>
+              <w:t>If Paws &amp; Whiskers accepts card payments, PCI DSS may apply to systems that store, process or transmit payment card information. PCI DSS provides technical and operational requirements designed to protect payment account data.</w:t>
+            </w:r>
+          </w:p>
+          <w:p>
+            <w:pPr>
+              <w:spacing w:before="240" w:after="240" w:beforeAutospacing="0" w:afterAutospacing="0"/>
+              <w:ind w:firstLine="0" w:left="0" w:right="0"/>
+            </w:pPr>
+            <w:r>
+              <w:t>The recommended approach is not to store full payment card details unnecessarily in the Paws &amp; Whiskers Azure environment. Instead, a PCI-compliant payment provider should process the card transaction and the business should retain only the information necessary for its business records, such as a transaction reference.</w:t>
+            </w:r>
+          </w:p>
+          <w:p>
+            <w:r>
+              <w:t>Sensitive authentication data such as CVV/CVC must not be retained after payment authorisation under PCI DSS.</w:t>
+            </w:r>
+            <w:bookmarkStart w:id="83" w:name="_dx_frag_EndFragment"/>
+            <w:bookmarkEnd w:id="83"/>
+          </w:p>
+          <w:p/>
+          <w:p>
+            <w:pPr>
               <w:rPr>
                 <w:rtl w:val="0"/>
                 <w:lang w:val="ko-KR" w:bidi="ko-KR" w:eastAsia="ko-KR"/>
               </w:rPr>
-              <w:t>1.1 UK GD</w:t>
-            </w:r>
+            </w:pPr>
             <w:r>
               <w:rPr>
                 <w:rtl w:val="0"/>
                 <w:lang w:val="ko-KR" w:bidi="ko-KR" w:eastAsia="ko-KR"/>
               </w:rPr>
-              <w:t>PR</w:t>
+              <w:t xml:space="preserve"> 2. Recommended Azure Services</w:t>
             </w:r>
           </w:p>
           <w:p>
@@ -9705,36 +9785,96 @@
                 <w:rtl w:val="0"/>
                 <w:lang w:val="ko-KR" w:bidi="ko-KR" w:eastAsia="ko-KR"/>
               </w:rPr>
-              <w:t xml:space="preserve"> The UK GDPR is one of the main legal requirments affecting Paws &amp; Whiskers because the company is likely to process personal information such as </w:t>
-            </w:r>
-            <w:r>
+              <w:t xml:space="preserve"> 2.1 Azure Blob Storage</w:t>
+            </w:r>
+          </w:p>
+          <w:p>
+            <w:pPr>
               <w:rPr>
                 <w:rtl w:val="0"/>
                 <w:lang w:val="ko-KR" w:bidi="ko-KR" w:eastAsia="ko-KR"/>
               </w:rPr>
-              <w:t>customer names, email adre</w:t>
-            </w:r>
-            <w:r>
+            </w:pPr>
+          </w:p>
+          <w:p>
+            <w:pPr>
               <w:rPr>
                 <w:rtl w:val="0"/>
                 <w:lang w:val="ko-KR" w:bidi="ko-KR" w:eastAsia="ko-KR"/>
               </w:rPr>
-              <w:t>ss</w:t>
-            </w:r>
+            </w:pPr>
             <w:r>
               <w:rPr>
                 <w:rtl w:val="0"/>
                 <w:lang w:val="ko-KR" w:bidi="ko-KR" w:eastAsia="ko-KR"/>
               </w:rPr>
-              <w:t>es, telephone numbers</w:t>
-            </w:r>
+              <w:t xml:space="preserve"> Azure Blob Storage is recommended as the initial storage layer for raw and unstrucured information. It is designed to store very large quantities of unstructured data and can also support data analysis, backup, disaster recovery and archiving. </w:t>
+            </w:r>
+          </w:p>
+          <w:p>
+            <w:pPr>
+              <w:spacing w:before="240" w:after="240" w:beforeAutospacing="0" w:afterAutospacing="0"/>
+              <w:ind w:firstLine="0" w:left="0" w:right="0"/>
+            </w:pPr>
             <w:r>
               <w:rPr>
                 <w:rtl w:val="0"/>
                 <w:lang w:val="ko-KR" w:bidi="ko-KR" w:eastAsia="ko-KR"/>
               </w:rPr>
-              <w:t>, adress and purchase histories.</w:t>
-            </w:r>
+              <w:t xml:space="preserve">  </w:t>
+            </w:r>
+            <w:bookmarkStart w:id="84" w:name="_dx_frag_StartFragment"/>
+            <w:bookmarkEnd w:id="84"/>
+            <w:r>
+              <w:t>Paws &amp; Whiskers could use Blob Storage for:</w:t>
+            </w:r>
+          </w:p>
+          <w:p>
+            <w:pPr>
+              <w:spacing w:before="0" w:after="0" w:beforeAutospacing="0" w:afterAutospacing="0"/>
+              <w:ind w:firstLine="0" w:left="360" w:right="0"/>
+            </w:pPr>
+            <w:r>
+              <w:t>Raw CSV exports from existing spreadsheets.</w:t>
+            </w:r>
+          </w:p>
+          <w:p>
+            <w:pPr>
+              <w:spacing w:before="0" w:after="0" w:beforeAutospacing="0" w:afterAutospacing="0"/>
+              <w:ind w:firstLine="0" w:left="360" w:right="0"/>
+            </w:pPr>
+            <w:r>
+              <w:t>JSON files received from applications or APIs.</w:t>
+            </w:r>
+          </w:p>
+          <w:p>
+            <w:pPr>
+              <w:spacing w:before="0" w:after="0" w:beforeAutospacing="0" w:afterAutospacing="0"/>
+              <w:ind w:hanging="360" w:left="720" w:right="0"/>
+            </w:pPr>
+            <w:r>
+              <w:t>Historical sales files.</w:t>
+            </w:r>
+          </w:p>
+          <w:p>
+            <w:pPr>
+              <w:spacing w:before="0" w:after="0" w:beforeAutospacing="0" w:afterAutospacing="0"/>
+              <w:ind w:hanging="360" w:left="720" w:right="0"/>
+            </w:pPr>
+            <w:r>
+              <w:t>Product or pet-related images.</w:t>
+            </w:r>
+          </w:p>
+          <w:p>
+            <w:pPr>
+              <w:spacing w:before="0" w:after="0" w:beforeAutospacing="0" w:afterAutospacing="0"/>
+              <w:ind w:hanging="360" w:left="720" w:right="0"/>
+            </w:pPr>
+            <w:r>
+              <w:t>Data prepared for analytics.</w:t>
+            </w:r>
+            <w:bookmarkStart w:id="85" w:name="_dx_frag_EndFragment"/>
+            <w:bookmarkEnd w:id="85"/>
           </w:p>
           <w:p>
             <w:pPr>
@@ -9743,1161 +9883,380 @@
                 <w:lang w:val="ko-KR" w:bidi="ko-KR" w:eastAsia="ko-KR"/>
               </w:rPr>
             </w:pPr>
-            <w:r>
+          </w:p>
+          <w:p>
+            <w:pPr>
               <w:rPr>
                 <w:rtl w:val="0"/>
                 <w:lang w:val="ko-KR" w:bidi="ko-KR" w:eastAsia="ko-KR"/>
               </w:rPr>
-              <w:t xml:space="preserve"> The UK GDPR </w:t>
-            </w:r>
+            </w:pPr>
             <w:r>
               <w:rPr>
                 <w:rtl w:val="0"/>
                 <w:lang w:val="ko-KR" w:bidi="ko-KR" w:eastAsia="ko-KR"/>
               </w:rPr>
-              <w:t xml:space="preserve">establises </w:t>
-            </w:r>
-            <w:r>
+              <w:t>2.2 Azure SQL database</w:t>
+            </w:r>
+          </w:p>
+          <w:p>
+            <w:pPr>
               <w:rPr>
                 <w:rtl w:val="0"/>
                 <w:lang w:val="ko-KR" w:bidi="ko-KR" w:eastAsia="ko-KR"/>
               </w:rPr>
-              <w:t>seven key data p</w:t>
-            </w:r>
+            </w:pPr>
+          </w:p>
+          <w:p>
+            <w:pPr>
+              <w:spacing w:before="240" w:after="240" w:beforeAutospacing="0" w:afterAutospacing="0"/>
+              <w:ind w:firstLine="0" w:left="0" w:right="0"/>
+            </w:pPr>
+            <w:bookmarkStart w:id="86" w:name="_dx_frag_StartFragment"/>
+            <w:bookmarkEnd w:id="86"/>
+            <w:r>
+              <w:t>Azure SQL Database should be used for structured operational information such as customers, products, sales transactions and inventory.</w:t>
+            </w:r>
+          </w:p>
+          <w:p>
+            <w:pPr>
+              <w:spacing w:before="240" w:after="240" w:beforeAutospacing="0" w:afterAutospacing="0"/>
+              <w:ind w:firstLine="0" w:left="0" w:right="0"/>
+            </w:pPr>
+            <w:r>
+              <w:t>It is a fully managed relational database service, reducing the administrative burden associated with patching, backups and maintenance. It also provides high availability and scalability options.</w:t>
+            </w:r>
+          </w:p>
+          <w:p>
+            <w:pPr>
+              <w:spacing w:before="240" w:after="240" w:beforeAutospacing="0" w:afterAutospacing="0"/>
+              <w:ind w:firstLine="0" w:left="0" w:right="0"/>
+            </w:pPr>
+            <w:r>
+              <w:t>Azure SQL Database would be appropriate for frequently accessed structured information such as:</w:t>
+            </w:r>
+          </w:p>
+          <w:p>
+            <w:pPr>
+              <w:spacing w:before="0" w:after="0" w:beforeAutospacing="0" w:afterAutospacing="0"/>
+              <w:ind w:hanging="360" w:left="720" w:right="0"/>
+            </w:pPr>
+            <w:r>
+              <w:t>Customer records.</w:t>
+            </w:r>
+          </w:p>
+          <w:p>
+            <w:pPr>
+              <w:spacing w:before="0" w:after="0" w:beforeAutospacing="0" w:afterAutospacing="0"/>
+              <w:ind w:hanging="360" w:left="720" w:right="0"/>
+            </w:pPr>
+            <w:r>
+              <w:t>Product records.</w:t>
+            </w:r>
+          </w:p>
+          <w:p>
+            <w:pPr>
+              <w:spacing w:before="0" w:after="0" w:beforeAutospacing="0" w:afterAutospacing="0"/>
+              <w:ind w:hanging="360" w:left="720" w:right="0"/>
+            </w:pPr>
+            <w:r>
+              <w:t>Orders.</w:t>
+            </w:r>
+          </w:p>
+          <w:p>
+            <w:pPr>
+              <w:spacing w:before="0" w:after="0" w:beforeAutospacing="0" w:afterAutospacing="0"/>
+              <w:ind w:hanging="360" w:left="720" w:right="0"/>
+            </w:pPr>
+            <w:r>
+              <w:t>Order items.</w:t>
+            </w:r>
+          </w:p>
+          <w:p>
+            <w:pPr>
+              <w:spacing w:before="0" w:after="0" w:beforeAutospacing="0" w:afterAutospacing="0"/>
+              <w:ind w:hanging="360" w:left="720" w:right="0"/>
+            </w:pPr>
             <w:r>
               <w:rPr>
                 <w:rtl w:val="0"/>
                 <w:lang w:val="ko-KR" w:bidi="ko-KR" w:eastAsia="ko-KR"/>
               </w:rPr>
-              <w:t>rotection pr</w:t>
-            </w:r>
-            <w:r>
+              <w:t>I</w:t>
+            </w:r>
+            <w:r>
+              <w:t>nventory levels.</w:t>
+            </w:r>
+          </w:p>
+          <w:p>
+            <w:pPr>
+              <w:spacing w:before="0" w:after="0" w:beforeAutospacing="0" w:afterAutospacing="0"/>
+              <w:ind w:hanging="360" w:left="720" w:right="0"/>
+            </w:pPr>
+            <w:r>
+              <w:t>Product categories.</w:t>
+            </w:r>
+            <w:bookmarkStart w:id="87" w:name="_dx_frag_EndFragment"/>
+            <w:bookmarkEnd w:id="87"/>
+          </w:p>
+          <w:p>
+            <w:pPr>
+              <w:spacing w:before="0" w:after="0" w:beforeAutospacing="0" w:afterAutospacing="0"/>
+              <w:ind w:hanging="360" w:left="720" w:right="0"/>
+            </w:pPr>
+          </w:p>
+          <w:p>
+            <w:pPr>
+              <w:spacing w:before="0" w:after="0" w:beforeAutospacing="0" w:afterAutospacing="0"/>
+              <w:ind w:hanging="360" w:left="720" w:right="0"/>
               <w:rPr>
                 <w:rtl w:val="0"/>
                 <w:lang w:val="ko-KR" w:bidi="ko-KR" w:eastAsia="ko-KR"/>
               </w:rPr>
-              <w:t>inciples</w:t>
-            </w:r>
+            </w:pPr>
             <w:r>
               <w:rPr>
                 <w:rtl w:val="0"/>
                 <w:lang w:val="ko-KR" w:bidi="ko-KR" w:eastAsia="ko-KR"/>
               </w:rPr>
-              <w:t>: lawfulness</w:t>
-            </w:r>
-            <w:r>
+              <w:t>2.3 Azure Synapse Analystics</w:t>
+            </w:r>
+          </w:p>
+          <w:p>
+            <w:pPr>
+              <w:spacing w:before="0" w:after="0" w:beforeAutospacing="0" w:afterAutospacing="0"/>
+              <w:ind w:hanging="360" w:left="720" w:right="0"/>
               <w:rPr>
                 <w:rtl w:val="0"/>
                 <w:lang w:val="ko-KR" w:bidi="ko-KR" w:eastAsia="ko-KR"/>
               </w:rPr>
-              <w:t>, failness and transparency; purpose limiation</w:t>
-            </w:r>
-            <w:r>
+            </w:pPr>
+          </w:p>
+          <w:p>
+            <w:pPr>
+              <w:spacing w:before="240" w:after="240" w:beforeAutospacing="0" w:afterAutospacing="0"/>
+              <w:ind w:firstLine="0" w:left="0" w:right="0"/>
+            </w:pPr>
+            <w:bookmarkStart w:id="88" w:name="_dx_frag_StartFragment"/>
+            <w:bookmarkEnd w:id="88"/>
+            <w:r>
+              <w:t>Azure Synapse Analytics is recommended for larger-scale analysis and data warehousing. It combines data warehousing and big-data analytics and supports SQL, Apache Spark and data integration capabilities.</w:t>
+            </w:r>
+          </w:p>
+          <w:p>
+            <w:pPr>
+              <w:spacing w:before="240" w:after="240" w:beforeAutospacing="0" w:afterAutospacing="0"/>
+              <w:ind w:firstLine="0" w:left="0" w:right="0"/>
+            </w:pPr>
+            <w:r>
+              <w:t>Management could use Synapse to analyse:</w:t>
+            </w:r>
+          </w:p>
+          <w:p>
+            <w:pPr>
+              <w:spacing w:before="0" w:after="0" w:beforeAutospacing="0" w:afterAutospacing="0"/>
+              <w:ind w:hanging="360" w:left="720" w:right="0"/>
+            </w:pPr>
+            <w:r>
+              <w:t>Monthly and annual sales trends.</w:t>
+            </w:r>
+          </w:p>
+          <w:p>
+            <w:pPr>
+              <w:spacing w:before="0" w:after="0" w:beforeAutospacing="0" w:afterAutospacing="0"/>
+              <w:ind w:hanging="360" w:left="720" w:right="0"/>
+            </w:pPr>
+            <w:r>
+              <w:t>Sales by product category.</w:t>
+            </w:r>
+          </w:p>
+          <w:p>
+            <w:pPr>
+              <w:spacing w:before="0" w:after="0" w:beforeAutospacing="0" w:afterAutospacing="0"/>
+              <w:ind w:hanging="360" w:left="720" w:right="0"/>
+            </w:pPr>
+            <w:r>
+              <w:t>Customer purchasing patterns.</w:t>
+            </w:r>
+          </w:p>
+          <w:p>
+            <w:pPr>
+              <w:spacing w:before="0" w:after="0" w:beforeAutospacing="0" w:afterAutospacing="0"/>
+              <w:ind w:hanging="360" w:left="720" w:right="0"/>
+            </w:pPr>
+            <w:r>
+              <w:t>Seasonal demand.</w:t>
+            </w:r>
+          </w:p>
+          <w:p>
+            <w:pPr>
+              <w:spacing w:before="0" w:after="0" w:beforeAutospacing="0" w:afterAutospacing="0"/>
+              <w:ind w:hanging="360" w:left="720" w:right="0"/>
+            </w:pPr>
+            <w:r>
+              <w:t>Inventory turnover.</w:t>
+            </w:r>
+          </w:p>
+          <w:p>
+            <w:pPr>
+              <w:spacing w:before="0" w:after="0" w:beforeAutospacing="0" w:afterAutospacing="0"/>
+              <w:ind w:hanging="360" w:left="720" w:right="0"/>
+            </w:pPr>
+            <w:r>
+              <w:t>Best- and worst-performing products.</w:t>
+            </w:r>
+          </w:p>
+          <w:p>
+            <w:pPr>
+              <w:spacing w:before="0" w:after="0" w:beforeAutospacing="0" w:afterAutospacing="0"/>
+              <w:ind w:hanging="360" w:left="720" w:right="0"/>
               <w:rPr>
                 <w:rtl w:val="0"/>
                 <w:lang w:val="ko-KR" w:bidi="ko-KR" w:eastAsia="ko-KR"/>
               </w:rPr>
-              <w:t>; data minimisatio; accuracy; storage limitation; intergrity and confidentiality</w:t>
-            </w:r>
-            <w:r>
+            </w:pPr>
+            <w:r>
+              <w:t>This would allow operational data to be transformed into information that supports business decisions.</w:t>
+            </w:r>
+            <w:bookmarkStart w:id="89" w:name="_dx_frag_EndFragment"/>
+            <w:bookmarkEnd w:id="89"/>
+          </w:p>
+          <w:p>
+            <w:pPr>
+              <w:spacing w:before="0" w:after="0" w:beforeAutospacing="0" w:afterAutospacing="0"/>
+              <w:ind w:hanging="360" w:left="720" w:right="0"/>
+            </w:pPr>
+          </w:p>
+          <w:p>
+            <w:pPr>
+              <w:spacing w:before="0" w:after="0" w:beforeAutospacing="0" w:afterAutospacing="0"/>
+              <w:ind w:hanging="360" w:left="720" w:right="0"/>
               <w:rPr>
                 <w:rtl w:val="0"/>
                 <w:lang w:val="ko-KR" w:bidi="ko-KR" w:eastAsia="ko-KR"/>
               </w:rPr>
-              <w:t>; and accountablity.</w:t>
-            </w:r>
-          </w:p>
-          <w:p>
-            <w:pPr>
+            </w:pPr>
+            <w:r>
               <w:rPr>
                 <w:rtl w:val="0"/>
                 <w:lang w:val="ko-KR" w:bidi="ko-KR" w:eastAsia="ko-KR"/>
               </w:rPr>
-            </w:pPr>
-          </w:p>
-          <w:p>
-            <w:pPr>
+              <w:t>2.4 Azure Machine Learning</w:t>
+            </w:r>
+          </w:p>
+          <w:p>
+            <w:pPr>
+              <w:spacing w:before="0" w:after="0" w:beforeAutospacing="0" w:afterAutospacing="0"/>
+              <w:ind w:hanging="360" w:left="720" w:right="0"/>
               <w:rPr>
                 <w:rtl w:val="0"/>
                 <w:lang w:val="ko-KR" w:bidi="ko-KR" w:eastAsia="ko-KR"/>
               </w:rPr>
             </w:pPr>
-            <w:r>
+          </w:p>
+          <w:p>
+            <w:pPr>
+              <w:spacing w:before="240" w:after="240" w:beforeAutospacing="0" w:afterAutospacing="0"/>
+              <w:ind w:firstLine="0" w:left="0" w:right="0"/>
+            </w:pPr>
+            <w:bookmarkStart w:id="90" w:name="_dx_frag_StartFragment"/>
+            <w:bookmarkEnd w:id="90"/>
+            <w:r>
+              <w:t>Azure Machine Learning could be introduced as a future capability. It can be used to train, deploy and manage machine-learning models.</w:t>
+            </w:r>
+          </w:p>
+          <w:p>
+            <w:pPr>
+              <w:spacing w:before="240" w:after="240" w:beforeAutospacing="0" w:afterAutospacing="0"/>
+              <w:ind w:firstLine="0" w:left="0" w:right="0"/>
+            </w:pPr>
+            <w:r>
+              <w:t>Potential applications include:</w:t>
+            </w:r>
+          </w:p>
+          <w:p>
+            <w:pPr>
+              <w:spacing w:before="0" w:after="0" w:beforeAutospacing="0" w:afterAutospacing="0"/>
+              <w:ind w:hanging="360" w:left="720" w:right="0"/>
+            </w:pPr>
+            <w:r>
+              <w:t>Predicting future product demand.</w:t>
+            </w:r>
+          </w:p>
+          <w:p>
+            <w:pPr>
+              <w:spacing w:before="0" w:after="0" w:beforeAutospacing="0" w:afterAutospacing="0"/>
+              <w:ind w:hanging="360" w:left="720" w:right="0"/>
+            </w:pPr>
+            <w:r>
+              <w:t>Identifying customers likely to make another purchase.</w:t>
+            </w:r>
+          </w:p>
+          <w:p>
+            <w:pPr>
+              <w:spacing w:before="0" w:after="0" w:beforeAutospacing="0" w:afterAutospacing="0"/>
+              <w:ind w:hanging="360" w:left="720" w:right="0"/>
+            </w:pPr>
+            <w:r>
+              <w:t>Forecasting inventory requirements.</w:t>
+            </w:r>
+          </w:p>
+          <w:p>
+            <w:pPr>
+              <w:spacing w:before="0" w:after="0" w:beforeAutospacing="0" w:afterAutospacing="0"/>
+              <w:ind w:hanging="360" w:left="720" w:right="0"/>
+            </w:pPr>
+            <w:r>
+              <w:t>Identifying unusual sales patterns.</w:t>
+            </w:r>
+          </w:p>
+          <w:p>
+            <w:pPr>
+              <w:spacing w:before="0" w:after="0" w:beforeAutospacing="0" w:afterAutospacing="0"/>
+              <w:ind w:hanging="360" w:left="720" w:right="0"/>
+            </w:pPr>
+            <w:r>
+              <w:t>Machine Learning should not be the first priority. The business should first establish reliable, accurate and well-structured data before implementing predictive models.</w:t>
+            </w:r>
+            <w:bookmarkStart w:id="91" w:name="_dx_frag_EndFragment"/>
+            <w:bookmarkEnd w:id="91"/>
+          </w:p>
+          <w:p>
+            <w:pPr>
+              <w:spacing w:before="0" w:after="0" w:beforeAutospacing="0" w:afterAutospacing="0"/>
+              <w:ind w:hanging="360" w:left="720" w:right="0"/>
+            </w:pPr>
+          </w:p>
+          <w:p>
+            <w:pPr>
+              <w:spacing w:before="0" w:after="0" w:beforeAutospacing="0" w:afterAutospacing="0"/>
+              <w:ind w:hanging="360" w:left="720" w:right="0"/>
               <w:rPr>
                 <w:rtl w:val="0"/>
                 <w:lang w:val="ko-KR" w:bidi="ko-KR" w:eastAsia="ko-KR"/>
               </w:rPr>
-              <w:t xml:space="preserve"> </w:t>
-            </w:r>
+            </w:pPr>
             <w:r>
               <w:rPr>
                 <w:rtl w:val="0"/>
                 <w:lang w:val="ko-KR" w:bidi="ko-KR" w:eastAsia="ko-KR"/>
               </w:rPr>
-              <w:t>Paws &amp; Whis</w:t>
-            </w:r>
-            <w:r>
+              <w:t>2.5 Azure Data Factory</w:t>
+            </w:r>
+          </w:p>
+          <w:p>
+            <w:pPr>
+              <w:spacing w:before="0" w:after="0" w:beforeAutospacing="0" w:afterAutospacing="0"/>
+              <w:ind w:hanging="360" w:left="720" w:right="0"/>
               <w:rPr>
                 <w:rtl w:val="0"/>
                 <w:lang w:val="ko-KR" w:bidi="ko-KR" w:eastAsia="ko-KR"/>
               </w:rPr>
-              <w:t>kers should therefore:</w:t>
-            </w:r>
-          </w:p>
-          <w:p>
-            <w:pPr>
-              <w:rPr>
-                <w:rtl w:val="0"/>
-                <w:lang w:val="ko-KR" w:bidi="ko-KR" w:eastAsia="ko-KR"/>
-              </w:rPr>
-            </w:pPr>
-          </w:p>
-          <w:p>
-            <w:pPr>
-              <w:rPr>
-                <w:rtl w:val="0"/>
-                <w:lang w:val="ko-KR" w:bidi="ko-KR" w:eastAsia="ko-KR"/>
-              </w:rPr>
-            </w:pPr>
-            <w:r>
-              <w:rPr>
-                <w:rtl w:val="0"/>
-                <w:lang w:val="ko-KR" w:bidi="ko-KR" w:eastAsia="ko-KR"/>
-              </w:rPr>
-              <w:t xml:space="preserve">collect only information is </w:t>
-            </w:r>
-            <w:r>
-              <w:rPr>
-                <w:rtl w:val="0"/>
-                <w:lang w:val="ko-KR" w:bidi="ko-KR" w:eastAsia="ko-KR"/>
-              </w:rPr>
-              <w:t>necessary for legi</w:t>
-            </w:r>
-            <w:r>
-              <w:rPr>
-                <w:rtl w:val="0"/>
-                <w:lang w:val="ko-KR" w:bidi="ko-KR" w:eastAsia="ko-KR"/>
-              </w:rPr>
-              <w:t xml:space="preserve">timate business </w:t>
-            </w:r>
-            <w:r>
-              <w:rPr>
-                <w:rtl w:val="0"/>
-                <w:lang w:val="ko-KR" w:bidi="ko-KR" w:eastAsia="ko-KR"/>
-              </w:rPr>
-              <w:t>pu</w:t>
-            </w:r>
-            <w:r>
-              <w:rPr>
-                <w:rtl w:val="0"/>
-                <w:lang w:val="ko-KR" w:bidi="ko-KR" w:eastAsia="ko-KR"/>
-              </w:rPr>
-              <w:t>rposes.</w:t>
-            </w:r>
-          </w:p>
-          <w:p>
-            <w:pPr>
-              <w:rPr>
-                <w:rtl w:val="0"/>
-                <w:lang w:val="ko-KR" w:bidi="ko-KR" w:eastAsia="ko-KR"/>
-              </w:rPr>
-            </w:pPr>
-            <w:r>
-              <w:rPr>
-                <w:rtl w:val="0"/>
-                <w:lang w:val="ko-KR" w:bidi="ko-KR" w:eastAsia="ko-KR"/>
-              </w:rPr>
-              <w:t xml:space="preserve">Clearly explain </w:t>
-            </w:r>
-            <w:r>
-              <w:rPr>
-                <w:rtl w:val="0"/>
-                <w:lang w:val="ko-KR" w:bidi="ko-KR" w:eastAsia="ko-KR"/>
-              </w:rPr>
-              <w:t>to customers why their information is being collected</w:t>
-            </w:r>
-          </w:p>
-          <w:p>
-            <w:pPr>
-              <w:rPr>
-                <w:rtl w:val="0"/>
-                <w:lang w:val="ko-KR" w:bidi="ko-KR" w:eastAsia="ko-KR"/>
-              </w:rPr>
-            </w:pPr>
-            <w:r>
-              <w:rPr>
-                <w:rtl w:val="0"/>
-                <w:lang w:val="ko-KR" w:bidi="ko-KR" w:eastAsia="ko-KR"/>
-              </w:rPr>
-              <w:t>Keep personal information accurate and up to date.</w:t>
-            </w:r>
-          </w:p>
-          <w:p>
-            <w:pPr>
-              <w:rPr>
-                <w:rtl w:val="0"/>
-                <w:lang w:val="ko-KR" w:bidi="ko-KR" w:eastAsia="ko-KR"/>
-              </w:rPr>
-            </w:pPr>
-            <w:r>
-              <w:rPr>
-                <w:rtl w:val="0"/>
-                <w:lang w:val="ko-KR" w:bidi="ko-KR" w:eastAsia="ko-KR"/>
-              </w:rPr>
-              <w:t>Establish appropriate retention periods rather than keepi</w:t>
-            </w:r>
-            <w:r>
-              <w:rPr>
-                <w:rtl w:val="0"/>
-                <w:lang w:val="ko-KR" w:bidi="ko-KR" w:eastAsia="ko-KR"/>
-              </w:rPr>
-              <w:t xml:space="preserve">ng information indefinitely </w:t>
-            </w:r>
-          </w:p>
-          <w:p>
-            <w:pPr>
-              <w:rPr>
-                <w:rtl w:val="0"/>
-                <w:lang w:val="ko-KR" w:bidi="ko-KR" w:eastAsia="ko-KR"/>
-              </w:rPr>
-            </w:pPr>
-            <w:r>
-              <w:rPr>
-                <w:rtl w:val="0"/>
-                <w:lang w:val="ko-KR" w:bidi="ko-KR" w:eastAsia="ko-KR"/>
-              </w:rPr>
-              <w:t>Protect personal data agasint una</w:t>
-            </w:r>
-            <w:r>
-              <w:rPr>
-                <w:rtl w:val="0"/>
-                <w:lang w:val="ko-KR" w:bidi="ko-KR" w:eastAsia="ko-KR"/>
-              </w:rPr>
-              <w:t>uthorised access, accidental lo</w:t>
-            </w:r>
-            <w:r>
-              <w:rPr>
-                <w:rtl w:val="0"/>
-                <w:lang w:val="ko-KR" w:bidi="ko-KR" w:eastAsia="ko-KR"/>
-              </w:rPr>
-              <w:t>ss and secu</w:t>
-            </w:r>
-            <w:r>
-              <w:rPr>
-                <w:rtl w:val="0"/>
-                <w:lang w:val="ko-KR" w:bidi="ko-KR" w:eastAsia="ko-KR"/>
-              </w:rPr>
-              <w:t>rity breaches.</w:t>
-            </w:r>
-          </w:p>
-          <w:p>
-            <w:pPr>
-              <w:rPr>
-                <w:rtl w:val="0"/>
-                <w:lang w:val="ko-KR" w:bidi="ko-KR" w:eastAsia="ko-KR"/>
-              </w:rPr>
-            </w:pPr>
-            <w:r>
-              <w:rPr>
-                <w:rtl w:val="0"/>
-                <w:lang w:val="ko-KR" w:bidi="ko-KR" w:eastAsia="ko-KR"/>
-              </w:rPr>
-              <w:t>Maintain app</w:t>
-            </w:r>
-            <w:r>
-              <w:rPr>
-                <w:rtl w:val="0"/>
-                <w:lang w:val="ko-KR" w:bidi="ko-KR" w:eastAsia="ko-KR"/>
-              </w:rPr>
-              <w:t>ropriate</w:t>
-            </w:r>
-            <w:r>
-              <w:rPr>
-                <w:rtl w:val="0"/>
-                <w:lang w:val="ko-KR" w:bidi="ko-KR" w:eastAsia="ko-KR"/>
-              </w:rPr>
-              <w:t xml:space="preserve"> records demonstra</w:t>
-            </w:r>
-            <w:r>
-              <w:rPr>
-                <w:rtl w:val="0"/>
-                <w:lang w:val="ko-KR" w:bidi="ko-KR" w:eastAsia="ko-KR"/>
-              </w:rPr>
-              <w:t>ti</w:t>
-            </w:r>
-            <w:r>
-              <w:rPr>
-                <w:rtl w:val="0"/>
-                <w:lang w:val="ko-KR" w:bidi="ko-KR" w:eastAsia="ko-KR"/>
-              </w:rPr>
-              <w:t>n</w:t>
-            </w:r>
-            <w:r>
-              <w:rPr>
-                <w:rtl w:val="0"/>
-                <w:lang w:val="ko-KR" w:bidi="ko-KR" w:eastAsia="ko-KR"/>
-              </w:rPr>
-              <w:t>g</w:t>
-            </w:r>
-            <w:r>
-              <w:rPr>
-                <w:rtl w:val="0"/>
-                <w:lang w:val="ko-KR" w:bidi="ko-KR" w:eastAsia="ko-KR"/>
-              </w:rPr>
-              <w:t xml:space="preserve"> compliance. </w:t>
-            </w:r>
-          </w:p>
-          <w:p>
-            <w:pPr>
-              <w:spacing w:before="240" w:after="240"/>
-              <w:ind w:firstLine="0" w:left="0" w:right="0"/>
-            </w:pPr>
-            <w:bookmarkStart w:id="78" w:name="_dx_frag_StartFragment"/>
-            <w:bookmarkEnd w:id="78"/>
-            <w:r>
-              <w:t>For example, a customer's email address may be required to process an online order, but this does not automatically justify retaining unnecessary personal information indefinitely.</w:t>
-            </w:r>
-          </w:p>
-          <w:p>
-            <w:pPr>
-              <w:spacing w:before="240" w:after="240"/>
-              <w:ind w:firstLine="0" w:left="0" w:right="0"/>
-            </w:pPr>
-            <w:r>
-              <w:t>The company should also consider individual data subject rights, including rights relating to access, rectification, erasure and restriction of processing.</w:t>
-            </w:r>
-          </w:p>
-          <w:p>
-            <w:r>
-              <w:t>If a personal data breach creates a risk to individuals' rights and freedoms, the organisation may need to notify the Information Commissioner's Office (ICO), where feasible within 72 hours of becoming aware of the breach.</w:t>
-            </w:r>
-            <w:bookmarkStart w:id="79" w:name="_dx_frag_EndFragment"/>
-            <w:bookmarkEnd w:id="79"/>
-          </w:p>
-          <w:p/>
-          <w:p>
-            <w:pPr>
-              <w:rPr>
-                <w:rtl w:val="0"/>
-                <w:lang w:val="ko-KR" w:bidi="ko-KR" w:eastAsia="ko-KR"/>
-              </w:rPr>
-            </w:pPr>
-            <w:r>
-              <w:rPr>
-                <w:rtl w:val="0"/>
-                <w:lang w:val="ko-KR" w:bidi="ko-KR" w:eastAsia="ko-KR"/>
-              </w:rPr>
-              <w:t>1.2 Data Protection Act 2018</w:t>
-            </w:r>
-          </w:p>
-          <w:p>
-            <w:pPr>
-              <w:rPr>
-                <w:rtl w:val="0"/>
-                <w:lang w:val="ko-KR" w:bidi="ko-KR" w:eastAsia="ko-KR"/>
-              </w:rPr>
-            </w:pPr>
-          </w:p>
-          <w:p>
-            <w:pPr>
-              <w:rPr>
-                <w:rtl w:val="0"/>
-                <w:lang w:val="ko-KR" w:bidi="ko-KR" w:eastAsia="ko-KR"/>
-              </w:rPr>
-            </w:pPr>
-            <w:r>
-              <w:rPr>
-                <w:rtl w:val="0"/>
-                <w:lang w:val="ko-KR" w:bidi="ko-KR" w:eastAsia="ko-KR"/>
-              </w:rPr>
-              <w:t xml:space="preserve"> The data pro</w:t>
-            </w:r>
-            <w:r>
-              <w:rPr>
-                <w:rtl w:val="0"/>
-                <w:lang w:val="ko-KR" w:bidi="ko-KR" w:eastAsia="ko-KR"/>
-              </w:rPr>
-              <w:t>tection act 2018 form</w:t>
-            </w:r>
-            <w:r>
-              <w:rPr>
-                <w:rtl w:val="0"/>
-                <w:lang w:val="ko-KR" w:bidi="ko-KR" w:eastAsia="ko-KR"/>
-              </w:rPr>
-              <w:t>s part o</w:t>
-            </w:r>
-            <w:r>
-              <w:rPr>
-                <w:rtl w:val="0"/>
-                <w:lang w:val="ko-KR" w:bidi="ko-KR" w:eastAsia="ko-KR"/>
-              </w:rPr>
-              <w:t>f the UK's data protection framework al</w:t>
-            </w:r>
-            <w:r>
-              <w:rPr>
-                <w:rtl w:val="0"/>
-                <w:lang w:val="ko-KR" w:bidi="ko-KR" w:eastAsia="ko-KR"/>
-              </w:rPr>
-              <w:t xml:space="preserve">ongside the UK GDPR. It affects how organisations collect, store and proecess personal information and </w:t>
-            </w:r>
-            <w:r>
-              <w:rPr>
-                <w:rtl w:val="0"/>
-                <w:lang w:val="ko-KR" w:bidi="ko-KR" w:eastAsia="ko-KR"/>
-              </w:rPr>
-              <w:t>provides additional provisions within UK dat</w:t>
-            </w:r>
-            <w:r>
-              <w:rPr>
-                <w:rtl w:val="0"/>
-                <w:lang w:val="ko-KR" w:bidi="ko-KR" w:eastAsia="ko-KR"/>
-              </w:rPr>
-              <w:t>a protection law.</w:t>
-            </w:r>
-          </w:p>
-          <w:p>
-            <w:pPr>
-              <w:spacing w:before="240" w:after="240"/>
-              <w:ind w:firstLine="0" w:left="0" w:right="0"/>
-            </w:pPr>
-            <w:r>
-              <w:rPr>
-                <w:rtl w:val="0"/>
-                <w:lang w:val="ko-KR" w:bidi="ko-KR" w:eastAsia="ko-KR"/>
-              </w:rPr>
-              <w:t xml:space="preserve"> </w:t>
-            </w:r>
-            <w:bookmarkStart w:id="80" w:name="_dx_frag_StartFragment"/>
-            <w:bookmarkEnd w:id="80"/>
-            <w:r>
-              <w:t>Paws &amp; Whiskers should therefore implement appropriate policies for data collection, retention, security and deletion. Staff should also receive training so that customer information is handled appropriately.</w:t>
-            </w:r>
-          </w:p>
-          <w:p>
-            <w:pPr>
-              <w:rPr>
-                <w:rtl w:val="0"/>
-                <w:lang w:val="ko-KR" w:bidi="ko-KR" w:eastAsia="ko-KR"/>
-              </w:rPr>
-            </w:pPr>
-            <w:r>
-              <w:t>Because the Data (Use and Access) Act 2025 has introduced changes to the UK data protection framework, the company should ensure that its policies are reviewed against current ICO guidance rather than relying on outdated procedures. The ICO has stated that some guidance is currently under review following the 2025 legislation.</w:t>
-            </w:r>
-            <w:bookmarkStart w:id="81" w:name="_dx_frag_EndFragment"/>
-            <w:bookmarkEnd w:id="81"/>
-          </w:p>
-          <w:p>
-            <w:pPr>
-              <w:rPr>
-                <w:rtl w:val="0"/>
-                <w:lang w:val="ko-KR" w:bidi="ko-KR" w:eastAsia="ko-KR"/>
-              </w:rPr>
-            </w:pPr>
-            <w:r>
-              <w:rPr>
-                <w:rtl w:val="0"/>
-                <w:lang w:val="ko-KR" w:bidi="ko-KR" w:eastAsia="ko-KR"/>
-              </w:rPr>
-              <w:t xml:space="preserve"> </w:t>
-            </w:r>
-            <w:r>
-              <w:rPr>
-                <w:rtl w:val="0"/>
-                <w:lang w:val="ko-KR" w:bidi="ko-KR" w:eastAsia="ko-KR"/>
-              </w:rPr>
-              <w:t xml:space="preserve"> </w:t>
-            </w:r>
-          </w:p>
-          <w:p>
-            <w:pPr>
-              <w:rPr>
-                <w:rtl w:val="0"/>
-                <w:lang w:val="ko-KR" w:bidi="ko-KR" w:eastAsia="ko-KR"/>
-              </w:rPr>
-            </w:pPr>
-            <w:r>
-              <w:rPr>
-                <w:rtl w:val="0"/>
-                <w:lang w:val="ko-KR" w:bidi="ko-KR" w:eastAsia="ko-KR"/>
-              </w:rPr>
-              <w:t>1.3</w:t>
-            </w:r>
-            <w:r>
-              <w:rPr>
-                <w:rtl w:val="0"/>
-                <w:lang w:val="ko-KR" w:bidi="ko-KR" w:eastAsia="ko-KR"/>
-              </w:rPr>
-              <w:t xml:space="preserve"> </w:t>
-            </w:r>
-            <w:r>
-              <w:rPr>
-                <w:rtl w:val="0"/>
-                <w:lang w:val="ko-KR" w:bidi="ko-KR" w:eastAsia="ko-KR"/>
-              </w:rPr>
-              <w:t>Pa</w:t>
-            </w:r>
-            <w:r>
-              <w:rPr>
-                <w:rtl w:val="0"/>
-                <w:lang w:val="ko-KR" w:bidi="ko-KR" w:eastAsia="ko-KR"/>
-              </w:rPr>
-              <w:t>yment and other standards</w:t>
-            </w:r>
-          </w:p>
-          <w:p>
-            <w:pPr>
-              <w:spacing w:before="240" w:after="240"/>
-              <w:ind w:firstLine="0" w:left="0" w:right="0"/>
-            </w:pPr>
-            <w:r>
-              <w:rPr>
-                <w:rtl w:val="0"/>
-                <w:lang w:val="ko-KR" w:bidi="ko-KR" w:eastAsia="ko-KR"/>
-              </w:rPr>
-              <w:t xml:space="preserve"> </w:t>
-            </w:r>
-            <w:bookmarkStart w:id="82" w:name="_dx_frag_StartFragment"/>
-            <w:bookmarkEnd w:id="82"/>
-            <w:r>
-              <w:t>If Paws &amp; Whiskers accepts card payments, PCI DSS may apply to systems that store, process or transmit payment card information. PCI DSS provides technical and operational requirements designed to protect payment account data.</w:t>
-            </w:r>
-          </w:p>
-          <w:p>
-            <w:pPr>
-              <w:spacing w:before="240" w:after="240"/>
-              <w:ind w:firstLine="0" w:left="0" w:right="0"/>
-            </w:pPr>
-            <w:r>
-              <w:t>The recommended approach is not to store full payment card details unnecessarily in the Paws &amp; Whiskers Azure environment. Instead, a PCI-compliant payment provider should process the card transaction and the business should retain only the information necessary for its business records, such as a transaction reference.</w:t>
-            </w:r>
-          </w:p>
-          <w:p>
-            <w:r>
-              <w:t>Sensitive authentication data such as CVV/CVC must not be retained after payment authorisation under PCI DSS.</w:t>
-            </w:r>
-            <w:bookmarkStart w:id="83" w:name="_dx_frag_EndFragment"/>
-            <w:bookmarkEnd w:id="83"/>
-          </w:p>
-          <w:p/>
-          <w:p>
-            <w:pPr>
-              <w:rPr>
-                <w:rtl w:val="0"/>
-                <w:lang w:val="ko-KR" w:bidi="ko-KR" w:eastAsia="ko-KR"/>
-              </w:rPr>
-            </w:pPr>
-            <w:r>
-              <w:rPr>
-                <w:rtl w:val="0"/>
-                <w:lang w:val="ko-KR" w:bidi="ko-KR" w:eastAsia="ko-KR"/>
-              </w:rPr>
-              <w:t xml:space="preserve"> 2</w:t>
-            </w:r>
-            <w:r>
-              <w:rPr>
-                <w:rtl w:val="0"/>
-                <w:lang w:val="ko-KR" w:bidi="ko-KR" w:eastAsia="ko-KR"/>
-              </w:rPr>
-              <w:t>. Recommended Azure Services</w:t>
-            </w:r>
-          </w:p>
-          <w:p>
-            <w:pPr>
-              <w:rPr>
-                <w:rtl w:val="0"/>
-                <w:lang w:val="ko-KR" w:bidi="ko-KR" w:eastAsia="ko-KR"/>
-              </w:rPr>
-            </w:pPr>
-          </w:p>
-          <w:p>
-            <w:pPr>
-              <w:rPr>
-                <w:rtl w:val="0"/>
-                <w:lang w:val="ko-KR" w:bidi="ko-KR" w:eastAsia="ko-KR"/>
-              </w:rPr>
-            </w:pPr>
-            <w:r>
-              <w:rPr>
-                <w:rtl w:val="0"/>
-                <w:lang w:val="ko-KR" w:bidi="ko-KR" w:eastAsia="ko-KR"/>
-              </w:rPr>
-              <w:t xml:space="preserve"> </w:t>
-            </w:r>
-            <w:r>
-              <w:rPr>
-                <w:rtl w:val="0"/>
-                <w:lang w:val="ko-KR" w:bidi="ko-KR" w:eastAsia="ko-KR"/>
-              </w:rPr>
-              <w:t>2.1 Azure Blob Storage</w:t>
-            </w:r>
-          </w:p>
-          <w:p>
-            <w:pPr>
-              <w:rPr>
-                <w:rtl w:val="0"/>
-                <w:lang w:val="ko-KR" w:bidi="ko-KR" w:eastAsia="ko-KR"/>
-              </w:rPr>
-            </w:pPr>
-          </w:p>
-          <w:p>
-            <w:pPr>
-              <w:rPr>
-                <w:rtl w:val="0"/>
-                <w:lang w:val="ko-KR" w:bidi="ko-KR" w:eastAsia="ko-KR"/>
-              </w:rPr>
-            </w:pPr>
-            <w:r>
-              <w:rPr>
-                <w:rtl w:val="0"/>
-                <w:lang w:val="ko-KR" w:bidi="ko-KR" w:eastAsia="ko-KR"/>
-              </w:rPr>
-              <w:t xml:space="preserve"> </w:t>
-            </w:r>
-            <w:r>
-              <w:rPr>
-                <w:rtl w:val="0"/>
-                <w:lang w:val="ko-KR" w:bidi="ko-KR" w:eastAsia="ko-KR"/>
-              </w:rPr>
-              <w:t>Azure Blob Storag</w:t>
-            </w:r>
-            <w:r>
-              <w:rPr>
-                <w:rtl w:val="0"/>
-                <w:lang w:val="ko-KR" w:bidi="ko-KR" w:eastAsia="ko-KR"/>
-              </w:rPr>
-              <w:t>e is recommended as the initial s</w:t>
-            </w:r>
-            <w:r>
-              <w:rPr>
-                <w:rtl w:val="0"/>
-                <w:lang w:val="ko-KR" w:bidi="ko-KR" w:eastAsia="ko-KR"/>
-              </w:rPr>
-              <w:t>torage layer for raw and unstrucu</w:t>
-            </w:r>
-            <w:r>
-              <w:rPr>
-                <w:rtl w:val="0"/>
-                <w:lang w:val="ko-KR" w:bidi="ko-KR" w:eastAsia="ko-KR"/>
-              </w:rPr>
-              <w:t xml:space="preserve">red information. It is designed to store very </w:t>
-            </w:r>
-            <w:r>
-              <w:rPr>
-                <w:rtl w:val="0"/>
-                <w:lang w:val="ko-KR" w:bidi="ko-KR" w:eastAsia="ko-KR"/>
-              </w:rPr>
-              <w:t>large q</w:t>
-            </w:r>
-            <w:r>
-              <w:rPr>
-                <w:rtl w:val="0"/>
-                <w:lang w:val="ko-KR" w:bidi="ko-KR" w:eastAsia="ko-KR"/>
-              </w:rPr>
-              <w:t>uantities of unstructured data a</w:t>
-            </w:r>
-            <w:r>
-              <w:rPr>
-                <w:rtl w:val="0"/>
-                <w:lang w:val="ko-KR" w:bidi="ko-KR" w:eastAsia="ko-KR"/>
-              </w:rPr>
-              <w:t>nd can also support data analysis</w:t>
-            </w:r>
-            <w:r>
-              <w:rPr>
-                <w:rtl w:val="0"/>
-                <w:lang w:val="ko-KR" w:bidi="ko-KR" w:eastAsia="ko-KR"/>
-              </w:rPr>
-              <w:t>, backup, disaster re</w:t>
-            </w:r>
-            <w:r>
-              <w:rPr>
-                <w:rtl w:val="0"/>
-                <w:lang w:val="ko-KR" w:bidi="ko-KR" w:eastAsia="ko-KR"/>
-              </w:rPr>
-              <w:t xml:space="preserve">covery and archiving. </w:t>
-            </w:r>
-          </w:p>
-          <w:p>
-            <w:pPr>
-              <w:spacing w:before="240" w:after="240"/>
-              <w:ind w:firstLine="0" w:left="0" w:right="0"/>
-            </w:pPr>
-            <w:r>
-              <w:rPr>
-                <w:rtl w:val="0"/>
-                <w:lang w:val="ko-KR" w:bidi="ko-KR" w:eastAsia="ko-KR"/>
-              </w:rPr>
-              <w:t xml:space="preserve"> </w:t>
-            </w:r>
-            <w:r>
-              <w:rPr>
-                <w:rtl w:val="0"/>
-                <w:lang w:val="ko-KR" w:bidi="ko-KR" w:eastAsia="ko-KR"/>
-              </w:rPr>
-              <w:t xml:space="preserve"> </w:t>
-            </w:r>
-            <w:bookmarkStart w:id="84" w:name="_dx_frag_StartFragment"/>
-            <w:bookmarkEnd w:id="84"/>
-            <w:r>
-              <w:t>Paws &amp; Whiskers could use Blob Storage for:</w:t>
-            </w:r>
-          </w:p>
-          <w:p>
-            <w:pPr>
-              <w:spacing w:before="0" w:after="0"/>
-              <w:ind w:hanging="0" w:left="360" w:right="0"/>
-            </w:pPr>
-            <w:r>
-              <w:t>Raw CSV exports from existing spreadsheets.</w:t>
-            </w:r>
-          </w:p>
-          <w:p>
-            <w:pPr>
-              <w:spacing w:before="0" w:after="0"/>
-              <w:ind w:hanging="0" w:left="360" w:right="0"/>
-            </w:pPr>
-            <w:r>
-              <w:t>JSON files received from applications or APIs.</w:t>
-            </w:r>
-          </w:p>
-          <w:p>
-            <w:pPr>
-              <w:spacing w:before="0" w:after="0"/>
-              <w:ind w:hanging="360" w:left="720" w:right="0"/>
-            </w:pPr>
-            <w:r>
-              <w:t>Historical sales files.</w:t>
-            </w:r>
-          </w:p>
-          <w:p>
-            <w:pPr>
-              <w:spacing w:before="0" w:after="0"/>
-              <w:ind w:hanging="360" w:left="720" w:right="0"/>
-            </w:pPr>
-            <w:r>
-              <w:t>Product or pet-related images.</w:t>
-            </w:r>
-          </w:p>
-          <w:p>
-            <w:pPr>
-              <w:spacing w:before="0" w:after="0"/>
-              <w:ind w:hanging="360" w:left="720" w:right="0"/>
-            </w:pPr>
-            <w:r>
-              <w:t>Data prepared for analytics.</w:t>
-            </w:r>
-            <w:bookmarkStart w:id="85" w:name="_dx_frag_EndFragment"/>
-            <w:bookmarkEnd w:id="85"/>
-          </w:p>
-          <w:p>
-            <w:pPr>
-              <w:rPr>
-                <w:rtl w:val="0"/>
-                <w:lang w:val="ko-KR" w:bidi="ko-KR" w:eastAsia="ko-KR"/>
-              </w:rPr>
-            </w:pPr>
-          </w:p>
-          <w:p>
-            <w:pPr>
-              <w:rPr>
-                <w:rtl w:val="0"/>
-                <w:lang w:val="ko-KR" w:bidi="ko-KR" w:eastAsia="ko-KR"/>
-              </w:rPr>
-            </w:pPr>
-            <w:r>
-              <w:rPr>
-                <w:rtl w:val="0"/>
-                <w:lang w:val="ko-KR" w:bidi="ko-KR" w:eastAsia="ko-KR"/>
-              </w:rPr>
-              <w:t>2.2 Az</w:t>
-            </w:r>
-            <w:r>
-              <w:rPr>
-                <w:rtl w:val="0"/>
-                <w:lang w:val="ko-KR" w:bidi="ko-KR" w:eastAsia="ko-KR"/>
-              </w:rPr>
-              <w:t xml:space="preserve">ure </w:t>
-            </w:r>
-            <w:r>
-              <w:rPr>
-                <w:rtl w:val="0"/>
-                <w:lang w:val="ko-KR" w:bidi="ko-KR" w:eastAsia="ko-KR"/>
-              </w:rPr>
-              <w:t>SQL database</w:t>
-            </w:r>
-          </w:p>
-          <w:p>
-            <w:pPr>
-              <w:rPr>
-                <w:rtl w:val="0"/>
-                <w:lang w:val="ko-KR" w:bidi="ko-KR" w:eastAsia="ko-KR"/>
-              </w:rPr>
-            </w:pPr>
-          </w:p>
-          <w:p>
-            <w:pPr>
-              <w:spacing w:before="240" w:after="240"/>
-              <w:ind w:firstLine="0" w:left="0" w:right="0"/>
-            </w:pPr>
-            <w:bookmarkStart w:id="86" w:name="_dx_frag_StartFragment"/>
-            <w:bookmarkEnd w:id="86"/>
-            <w:r>
-              <w:t>Azure SQL Database should be used for structured operational information such as customers, products, sales transactions and inventory.</w:t>
-            </w:r>
-          </w:p>
-          <w:p>
-            <w:pPr>
-              <w:spacing w:before="240" w:after="240"/>
-              <w:ind w:firstLine="0" w:left="0" w:right="0"/>
-            </w:pPr>
-            <w:r>
-              <w:t>It is a fully managed relational database service, reducing the administrative burden associated with patching, backups and maintenance. It also provides high availability and scalability options.</w:t>
-            </w:r>
-          </w:p>
-          <w:p>
-            <w:pPr>
-              <w:spacing w:before="240" w:after="240"/>
-              <w:ind w:firstLine="0" w:left="0" w:right="0"/>
-            </w:pPr>
-            <w:r>
-              <w:t>Azure SQL Database would be appropriate for frequently accessed structured information such as:</w:t>
-            </w:r>
-          </w:p>
-          <w:p>
-            <w:pPr>
-              <w:spacing w:before="0" w:after="0"/>
-              <w:ind w:hanging="360" w:left="720" w:right="0"/>
-            </w:pPr>
-            <w:r>
-              <w:t>Customer records.</w:t>
-            </w:r>
-          </w:p>
-          <w:p>
-            <w:pPr>
-              <w:spacing w:before="0" w:after="0"/>
-              <w:ind w:hanging="360" w:left="720" w:right="0"/>
-            </w:pPr>
-            <w:r>
-              <w:t>Product records.</w:t>
-            </w:r>
-          </w:p>
-          <w:p>
-            <w:pPr>
-              <w:spacing w:before="0" w:after="0"/>
-              <w:ind w:hanging="360" w:left="720" w:right="0"/>
-            </w:pPr>
-            <w:r>
-              <w:t>Orders.</w:t>
-            </w:r>
-          </w:p>
-          <w:p>
-            <w:pPr>
-              <w:spacing w:before="0" w:after="0"/>
-              <w:ind w:hanging="360" w:left="720" w:right="0"/>
-            </w:pPr>
-            <w:r>
-              <w:t>Order items.</w:t>
-            </w:r>
-          </w:p>
-          <w:p>
-            <w:pPr>
-              <w:spacing w:before="0" w:after="0"/>
-              <w:ind w:hanging="360" w:left="720" w:right="0"/>
-            </w:pPr>
-            <w:r>
-              <w:rPr>
-                <w:rtl w:val="0"/>
-                <w:lang w:val="ko-KR" w:bidi="ko-KR" w:eastAsia="ko-KR"/>
-              </w:rPr>
-              <w:t>I</w:t>
-            </w:r>
-            <w:r>
-              <w:t>nventory levels.</w:t>
-            </w:r>
-          </w:p>
-          <w:p>
-            <w:pPr>
-              <w:spacing w:before="0" w:after="0"/>
-              <w:ind w:hanging="360" w:left="720" w:right="0"/>
-            </w:pPr>
-            <w:r>
-              <w:t>Product categories.</w:t>
-            </w:r>
-            <w:bookmarkStart w:id="87" w:name="_dx_frag_EndFragment"/>
-            <w:bookmarkEnd w:id="87"/>
-          </w:p>
-          <w:p>
-            <w:pPr>
-              <w:spacing w:before="0" w:after="0"/>
-              <w:ind w:hanging="360" w:left="720" w:right="0"/>
-            </w:pPr>
-          </w:p>
-          <w:p>
-            <w:pPr>
-              <w:spacing w:before="0" w:after="0"/>
-              <w:ind w:hanging="360" w:left="720" w:right="0"/>
-              <w:rPr>
-                <w:rtl w:val="0"/>
-                <w:lang w:val="ko-KR" w:bidi="ko-KR" w:eastAsia="ko-KR"/>
-              </w:rPr>
-            </w:pPr>
-            <w:r>
-              <w:rPr>
-                <w:rtl w:val="0"/>
-                <w:lang w:val="ko-KR" w:bidi="ko-KR" w:eastAsia="ko-KR"/>
-              </w:rPr>
-              <w:t>2.3 Azure Synapse Analystics</w:t>
-            </w:r>
-          </w:p>
-          <w:p>
-            <w:pPr>
-              <w:spacing w:before="0" w:after="0"/>
-              <w:ind w:hanging="360" w:left="720" w:right="0"/>
-              <w:rPr>
-                <w:rtl w:val="0"/>
-                <w:lang w:val="ko-KR" w:bidi="ko-KR" w:eastAsia="ko-KR"/>
-              </w:rPr>
-            </w:pPr>
-          </w:p>
-          <w:p>
-            <w:pPr>
-              <w:spacing w:before="240" w:after="240"/>
-              <w:ind w:firstLine="0" w:left="0" w:right="0"/>
-            </w:pPr>
-            <w:bookmarkStart w:id="88" w:name="_dx_frag_StartFragment"/>
-            <w:bookmarkEnd w:id="88"/>
-            <w:r>
-              <w:t>Azure Synapse Analytics is recommended for larger-scale analysis and data warehousing. It combines data warehousing and big-data analytics and supports SQL, Apache Spark and data integration capabilities.</w:t>
-            </w:r>
-          </w:p>
-          <w:p>
-            <w:pPr>
-              <w:spacing w:before="240" w:after="240"/>
-              <w:ind w:firstLine="0" w:left="0" w:right="0"/>
-            </w:pPr>
-            <w:r>
-              <w:t>Management could use Synapse to analyse:</w:t>
-            </w:r>
-          </w:p>
-          <w:p>
-            <w:pPr>
-              <w:spacing w:before="0" w:after="0"/>
-              <w:ind w:hanging="360" w:left="720" w:right="0"/>
-            </w:pPr>
-            <w:r>
-              <w:t>Monthly and annual sales trends.</w:t>
-            </w:r>
-          </w:p>
-          <w:p>
-            <w:pPr>
-              <w:spacing w:before="0" w:after="0"/>
-              <w:ind w:hanging="360" w:left="720" w:right="0"/>
-            </w:pPr>
-            <w:r>
-              <w:t>Sales by product category.</w:t>
-            </w:r>
-          </w:p>
-          <w:p>
-            <w:pPr>
-              <w:spacing w:before="0" w:after="0"/>
-              <w:ind w:hanging="360" w:left="720" w:right="0"/>
-            </w:pPr>
-            <w:r>
-              <w:t>Customer purchasing patterns.</w:t>
-            </w:r>
-          </w:p>
-          <w:p>
-            <w:pPr>
-              <w:spacing w:before="0" w:after="0"/>
-              <w:ind w:hanging="360" w:left="720" w:right="0"/>
-            </w:pPr>
-            <w:r>
-              <w:t>Seasonal demand.</w:t>
-            </w:r>
-          </w:p>
-          <w:p>
-            <w:pPr>
-              <w:spacing w:before="0" w:after="0"/>
-              <w:ind w:hanging="360" w:left="720" w:right="0"/>
-            </w:pPr>
-            <w:r>
-              <w:t>Inventory turnover.</w:t>
-            </w:r>
-          </w:p>
-          <w:p>
-            <w:pPr>
-              <w:spacing w:before="0" w:after="0"/>
-              <w:ind w:hanging="360" w:left="720" w:right="0"/>
-            </w:pPr>
-            <w:r>
-              <w:t>Best- and worst-performing products.</w:t>
-            </w:r>
-          </w:p>
-          <w:p>
-            <w:pPr>
-              <w:spacing w:before="0" w:after="0"/>
-              <w:ind w:hanging="360" w:left="720" w:right="0"/>
-              <w:rPr>
-                <w:rtl w:val="0"/>
-                <w:lang w:val="ko-KR" w:bidi="ko-KR" w:eastAsia="ko-KR"/>
-              </w:rPr>
-            </w:pPr>
-            <w:r>
-              <w:t>This would allow operational data to be transformed into information that supports business decisions.</w:t>
-            </w:r>
-            <w:bookmarkStart w:id="89" w:name="_dx_frag_EndFragment"/>
-            <w:bookmarkEnd w:id="89"/>
-          </w:p>
-          <w:p>
-            <w:pPr>
-              <w:spacing w:before="0" w:after="0"/>
-              <w:ind w:hanging="360" w:left="720" w:right="0"/>
-            </w:pPr>
-          </w:p>
-          <w:p>
-            <w:pPr>
-              <w:spacing w:before="0" w:after="0"/>
-              <w:ind w:hanging="360" w:left="720" w:right="0"/>
-              <w:rPr>
-                <w:rtl w:val="0"/>
-                <w:lang w:val="ko-KR" w:bidi="ko-KR" w:eastAsia="ko-KR"/>
-              </w:rPr>
-            </w:pPr>
-            <w:r>
-              <w:rPr>
-                <w:rtl w:val="0"/>
-                <w:lang w:val="ko-KR" w:bidi="ko-KR" w:eastAsia="ko-KR"/>
-              </w:rPr>
-              <w:t>2.4 Azure Machine L</w:t>
-            </w:r>
-            <w:r>
-              <w:rPr>
-                <w:rtl w:val="0"/>
-                <w:lang w:val="ko-KR" w:bidi="ko-KR" w:eastAsia="ko-KR"/>
-              </w:rPr>
-              <w:t>e</w:t>
-            </w:r>
-            <w:r>
-              <w:rPr>
-                <w:rtl w:val="0"/>
-                <w:lang w:val="ko-KR" w:bidi="ko-KR" w:eastAsia="ko-KR"/>
-              </w:rPr>
-              <w:t>arning</w:t>
-            </w:r>
-          </w:p>
-          <w:p>
-            <w:pPr>
-              <w:spacing w:before="0" w:after="0"/>
-              <w:ind w:hanging="360" w:left="720" w:right="0"/>
-              <w:rPr>
-                <w:rtl w:val="0"/>
-                <w:lang w:val="ko-KR" w:bidi="ko-KR" w:eastAsia="ko-KR"/>
-              </w:rPr>
-            </w:pPr>
-          </w:p>
-          <w:p>
-            <w:pPr>
-              <w:spacing w:before="240" w:after="240"/>
-              <w:ind w:firstLine="0" w:left="0" w:right="0"/>
-            </w:pPr>
-            <w:bookmarkStart w:id="90" w:name="_dx_frag_StartFragment"/>
-            <w:bookmarkEnd w:id="90"/>
-            <w:r>
-              <w:t>Azure Machine Learning could be introduced as a future capability. It can be used to train, deploy and manage machine-learning models.</w:t>
-            </w:r>
-          </w:p>
-          <w:p>
-            <w:pPr>
-              <w:spacing w:before="240" w:after="240"/>
-              <w:ind w:firstLine="0" w:left="0" w:right="0"/>
-            </w:pPr>
-            <w:r>
-              <w:t>Potential applications include:</w:t>
-            </w:r>
-          </w:p>
-          <w:p>
-            <w:pPr>
-              <w:spacing w:before="0" w:after="0"/>
-              <w:ind w:hanging="360" w:left="720" w:right="0"/>
-            </w:pPr>
-            <w:r>
-              <w:t>Predicting future product demand.</w:t>
-            </w:r>
-          </w:p>
-          <w:p>
-            <w:pPr>
-              <w:spacing w:before="0" w:after="0"/>
-              <w:ind w:hanging="360" w:left="720" w:right="0"/>
-            </w:pPr>
-            <w:r>
-              <w:t>Identifying customers likely to make another purchase.</w:t>
-            </w:r>
-          </w:p>
-          <w:p>
-            <w:pPr>
-              <w:spacing w:before="0" w:after="0"/>
-              <w:ind w:hanging="360" w:left="720" w:right="0"/>
-            </w:pPr>
-            <w:r>
-              <w:t>Forecasting inventory requirements.</w:t>
-            </w:r>
-          </w:p>
-          <w:p>
-            <w:pPr>
-              <w:spacing w:before="0" w:after="0"/>
-              <w:ind w:hanging="360" w:left="720" w:right="0"/>
-            </w:pPr>
-            <w:r>
-              <w:t>Identifying unusual sales patterns.</w:t>
-            </w:r>
-          </w:p>
-          <w:p>
-            <w:pPr>
-              <w:spacing w:before="0" w:after="0"/>
-              <w:ind w:hanging="360" w:left="720" w:right="0"/>
-            </w:pPr>
-            <w:r>
-              <w:t>Machine Learning should not be the first priority. The business should first establish reliable, accurate and well-structured data before implementing predictive models.</w:t>
-            </w:r>
-            <w:bookmarkStart w:id="91" w:name="_dx_frag_EndFragment"/>
-            <w:bookmarkEnd w:id="91"/>
-          </w:p>
-          <w:p>
-            <w:pPr>
-              <w:spacing w:before="0" w:after="0"/>
-              <w:ind w:hanging="360" w:left="720" w:right="0"/>
-            </w:pPr>
-          </w:p>
-          <w:p>
-            <w:pPr>
-              <w:spacing w:before="0" w:after="0"/>
-              <w:ind w:hanging="360" w:left="720" w:right="0"/>
-              <w:rPr>
-                <w:rtl w:val="0"/>
-                <w:lang w:val="ko-KR" w:bidi="ko-KR" w:eastAsia="ko-KR"/>
-              </w:rPr>
-            </w:pPr>
-            <w:r>
-              <w:rPr>
-                <w:rtl w:val="0"/>
-                <w:lang w:val="ko-KR" w:bidi="ko-KR" w:eastAsia="ko-KR"/>
-              </w:rPr>
-              <w:t>2.5 Azure Data Factory</w:t>
-            </w:r>
-          </w:p>
-          <w:p>
-            <w:pPr>
-              <w:spacing w:before="0" w:after="0"/>
-              <w:ind w:hanging="360" w:left="720" w:right="0"/>
-              <w:rPr>
-                <w:rtl w:val="0"/>
-                <w:lang w:val="ko-KR" w:bidi="ko-KR" w:eastAsia="ko-KR"/>
-              </w:rPr>
-            </w:pPr>
-          </w:p>
-          <w:p>
-            <w:pPr>
-              <w:spacing w:before="0" w:after="0"/>
+            </w:pPr>
+          </w:p>
+          <w:p>
+            <w:pPr>
+              <w:spacing w:before="0" w:after="0" w:beforeAutospacing="0" w:afterAutospacing="0"/>
               <w:ind w:hanging="360" w:left="720" w:right="0"/>
             </w:pPr>
             <w:bookmarkStart w:id="92" w:name="_dx_frag_StartFragment"/>
@@ -10910,7 +10269,7 @@
           </w:p>
           <w:p>
             <w:pPr>
-              <w:spacing w:before="240" w:after="240"/>
+              <w:spacing w:before="240" w:after="240" w:beforeAutospacing="0" w:afterAutospacing="0"/>
               <w:ind w:firstLine="0" w:left="0" w:right="0"/>
             </w:pPr>
             <w:bookmarkStart w:id="94" w:name="_dx_frag_StartFragment"/>
@@ -10921,7 +10280,7 @@
           </w:p>
           <w:p>
             <w:pPr>
-              <w:spacing w:before="0" w:after="0"/>
+              <w:spacing w:before="0" w:after="0" w:beforeAutospacing="0" w:afterAutospacing="0"/>
               <w:ind w:hanging="360" w:left="720" w:right="0"/>
             </w:pPr>
             <w:r>
@@ -10932,13 +10291,13 @@
           </w:p>
           <w:p>
             <w:pPr>
-              <w:spacing w:before="0" w:after="0"/>
+              <w:spacing w:before="0" w:after="0" w:beforeAutospacing="0" w:afterAutospacing="0"/>
               <w:ind w:hanging="360" w:left="720" w:right="0"/>
             </w:pPr>
           </w:p>
           <w:p>
             <w:pPr>
-              <w:spacing w:before="240" w:after="240"/>
+              <w:spacing w:before="240" w:after="240" w:beforeAutospacing="0" w:afterAutospacing="0"/>
               <w:ind w:firstLine="0" w:left="0" w:right="0"/>
               <w:outlineLvl w:val="1"/>
               <w:rPr>
@@ -10959,7 +10318,7 @@
           </w:p>
           <w:p>
             <w:pPr>
-              <w:spacing w:before="240" w:after="240"/>
+              <w:spacing w:before="240" w:after="240" w:beforeAutospacing="0" w:afterAutospacing="0"/>
               <w:ind w:firstLine="0" w:left="0" w:right="0"/>
             </w:pPr>
             <w:r>
@@ -10968,7 +10327,7 @@
           </w:p>
           <w:p>
             <w:pPr>
-              <w:spacing w:before="240" w:after="240"/>
+              <w:spacing w:before="240" w:after="240" w:beforeAutospacing="0" w:afterAutospacing="0"/>
               <w:ind w:firstLine="0" w:left="0" w:right="0"/>
             </w:pPr>
             <w:r>
@@ -10981,7 +10340,7 @@
                 <w:ilvl w:val="0"/>
                 <w:numId w:val="60"/>
               </w:numPr>
-              <w:spacing w:before="0" w:after="0"/>
+              <w:spacing w:before="0" w:after="0" w:beforeAutospacing="0" w:afterAutospacing="0"/>
               <w:ind w:hanging="360" w:left="720" w:right="0"/>
             </w:pPr>
             <w:r>
@@ -10994,7 +10353,7 @@
                 <w:ilvl w:val="0"/>
                 <w:numId w:val="60"/>
               </w:numPr>
-              <w:spacing w:before="0" w:after="0"/>
+              <w:spacing w:before="0" w:after="0" w:beforeAutospacing="0" w:afterAutospacing="0"/>
               <w:ind w:hanging="360" w:left="720" w:right="0"/>
             </w:pPr>
             <w:r>
@@ -11007,7 +10366,7 @@
                 <w:ilvl w:val="0"/>
                 <w:numId w:val="60"/>
               </w:numPr>
-              <w:spacing w:before="0" w:after="0"/>
+              <w:spacing w:before="0" w:after="0" w:beforeAutospacing="0" w:afterAutospacing="0"/>
               <w:ind w:hanging="360" w:left="720" w:right="0"/>
             </w:pPr>
             <w:r>
@@ -11020,7 +10379,7 @@
                 <w:ilvl w:val="0"/>
                 <w:numId w:val="60"/>
               </w:numPr>
-              <w:spacing w:before="0" w:after="0"/>
+              <w:spacing w:before="0" w:after="0" w:beforeAutospacing="0" w:afterAutospacing="0"/>
               <w:ind w:hanging="360" w:left="720" w:right="0"/>
             </w:pPr>
             <w:r>
@@ -11033,7 +10392,7 @@
                 <w:ilvl w:val="0"/>
                 <w:numId w:val="60"/>
               </w:numPr>
-              <w:spacing w:before="0" w:after="0"/>
+              <w:spacing w:before="0" w:after="0" w:beforeAutospacing="0" w:afterAutospacing="0"/>
               <w:ind w:hanging="360" w:left="720" w:right="0"/>
             </w:pPr>
             <w:r>
@@ -11042,7 +10401,7 @@
           </w:p>
           <w:p>
             <w:pPr>
-              <w:spacing w:before="240" w:after="240"/>
+              <w:spacing w:before="240" w:after="240" w:beforeAutospacing="0" w:afterAutospacing="0"/>
               <w:ind w:firstLine="0" w:left="0" w:right="0"/>
             </w:pPr>
             <w:r>
@@ -11055,7 +10414,7 @@
                 <w:ilvl w:val="0"/>
                 <w:numId w:val="61"/>
               </w:numPr>
-              <w:spacing w:before="0" w:after="0"/>
+              <w:spacing w:before="0" w:after="0" w:beforeAutospacing="0" w:afterAutospacing="0"/>
               <w:ind w:hanging="360" w:left="720" w:right="0"/>
             </w:pPr>
             <w:r>
@@ -11068,7 +10427,7 @@
                 <w:ilvl w:val="0"/>
                 <w:numId w:val="61"/>
               </w:numPr>
-              <w:spacing w:before="0" w:after="0"/>
+              <w:spacing w:before="0" w:after="0" w:beforeAutospacing="0" w:afterAutospacing="0"/>
               <w:ind w:hanging="360" w:left="720" w:right="0"/>
             </w:pPr>
             <w:r>
@@ -11081,7 +10440,7 @@
                 <w:ilvl w:val="0"/>
                 <w:numId w:val="61"/>
               </w:numPr>
-              <w:spacing w:before="0" w:after="0"/>
+              <w:spacing w:before="0" w:after="0" w:beforeAutospacing="0" w:afterAutospacing="0"/>
               <w:ind w:hanging="360" w:left="720" w:right="0"/>
             </w:pPr>
             <w:r>
@@ -11094,7 +10453,7 @@
                 <w:ilvl w:val="0"/>
                 <w:numId w:val="61"/>
               </w:numPr>
-              <w:spacing w:before="0" w:after="0"/>
+              <w:spacing w:before="0" w:after="0" w:beforeAutospacing="0" w:afterAutospacing="0"/>
               <w:ind w:hanging="360" w:left="720" w:right="0"/>
             </w:pPr>
             <w:r>
@@ -11103,7 +10462,7 @@
           </w:p>
           <w:p>
             <w:pPr>
-              <w:spacing w:before="240" w:after="240"/>
+              <w:spacing w:before="240" w:after="240" w:beforeAutospacing="0" w:afterAutospacing="0"/>
               <w:ind w:firstLine="0" w:left="0" w:right="0"/>
             </w:pPr>
             <w:r>
@@ -11116,7 +10475,7 @@
                 <w:ilvl w:val="0"/>
                 <w:numId w:val="62"/>
               </w:numPr>
-              <w:spacing w:before="0" w:after="0"/>
+              <w:spacing w:before="0" w:after="0" w:beforeAutospacing="0" w:afterAutospacing="0"/>
               <w:ind w:hanging="360" w:left="720" w:right="0"/>
             </w:pPr>
             <w:r>
@@ -11129,7 +10488,7 @@
                 <w:ilvl w:val="0"/>
                 <w:numId w:val="62"/>
               </w:numPr>
-              <w:spacing w:before="0" w:after="0"/>
+              <w:spacing w:before="0" w:after="0" w:beforeAutospacing="0" w:afterAutospacing="0"/>
               <w:ind w:hanging="360" w:left="720" w:right="0"/>
             </w:pPr>
             <w:r>
@@ -11142,7 +10501,7 @@
                 <w:ilvl w:val="0"/>
                 <w:numId w:val="62"/>
               </w:numPr>
-              <w:spacing w:before="0" w:after="0"/>
+              <w:spacing w:before="0" w:after="0" w:beforeAutospacing="0" w:afterAutospacing="0"/>
               <w:ind w:hanging="360" w:left="720" w:right="0"/>
             </w:pPr>
             <w:r>
@@ -11155,7 +10514,7 @@
                 <w:ilvl w:val="0"/>
                 <w:numId w:val="62"/>
               </w:numPr>
-              <w:spacing w:before="0" w:after="0"/>
+              <w:spacing w:before="0" w:after="0" w:beforeAutospacing="0" w:afterAutospacing="0"/>
               <w:ind w:hanging="360" w:left="720" w:right="0"/>
             </w:pPr>
             <w:r>
@@ -11168,7 +10527,7 @@
                 <w:ilvl w:val="0"/>
                 <w:numId w:val="62"/>
               </w:numPr>
-              <w:spacing w:before="0" w:after="0"/>
+              <w:spacing w:before="0" w:after="0" w:beforeAutospacing="0" w:afterAutospacing="0"/>
               <w:ind w:hanging="360" w:left="720" w:right="0"/>
             </w:pPr>
             <w:r>
@@ -11177,7 +10536,7 @@
           </w:p>
           <w:p>
             <w:pPr>
-              <w:spacing w:before="240" w:after="240"/>
+              <w:spacing w:before="240" w:after="240" w:beforeAutospacing="0" w:afterAutospacing="0"/>
               <w:ind w:firstLine="0" w:left="0" w:right="0"/>
             </w:pPr>
             <w:r>
@@ -11190,7 +10549,7 @@
                 <w:ilvl w:val="0"/>
                 <w:numId w:val="63"/>
               </w:numPr>
-              <w:spacing w:before="0" w:after="0"/>
+              <w:spacing w:before="0" w:after="0" w:beforeAutospacing="0" w:afterAutospacing="0"/>
               <w:ind w:hanging="360" w:left="720" w:right="0"/>
             </w:pPr>
             <w:r>
@@ -11203,7 +10562,7 @@
                 <w:ilvl w:val="0"/>
                 <w:numId w:val="63"/>
               </w:numPr>
-              <w:spacing w:before="0" w:after="0"/>
+              <w:spacing w:before="0" w:after="0" w:beforeAutospacing="0" w:afterAutospacing="0"/>
               <w:ind w:hanging="360" w:left="720" w:right="0"/>
             </w:pPr>
             <w:r>
@@ -11216,7 +10575,7 @@
                 <w:ilvl w:val="0"/>
                 <w:numId w:val="63"/>
               </w:numPr>
-              <w:spacing w:before="0" w:after="0"/>
+              <w:spacing w:before="0" w:after="0" w:beforeAutospacing="0" w:afterAutospacing="0"/>
               <w:ind w:hanging="360" w:left="720" w:right="0"/>
             </w:pPr>
             <w:r>
@@ -11229,7 +10588,7 @@
                 <w:ilvl w:val="0"/>
                 <w:numId w:val="63"/>
               </w:numPr>
-              <w:spacing w:before="0" w:after="0"/>
+              <w:spacing w:before="0" w:after="0" w:beforeAutospacing="0" w:afterAutospacing="0"/>
               <w:ind w:hanging="360" w:left="720" w:right="0"/>
             </w:pPr>
             <w:r>
@@ -11242,7 +10601,7 @@
                 <w:ilvl w:val="0"/>
                 <w:numId w:val="63"/>
               </w:numPr>
-              <w:spacing w:before="0" w:after="0"/>
+              <w:spacing w:before="0" w:after="0" w:beforeAutospacing="0" w:afterAutospacing="0"/>
               <w:ind w:hanging="360" w:left="720" w:right="0"/>
             </w:pPr>
             <w:r>
@@ -11251,7 +10610,7 @@
           </w:p>
           <w:p>
             <w:pPr>
-              <w:spacing w:before="240" w:after="240"/>
+              <w:spacing w:before="240" w:after="240" w:beforeAutospacing="0" w:afterAutospacing="0"/>
               <w:ind w:firstLine="0" w:left="0" w:right="0"/>
             </w:pPr>
             <w:r>
@@ -11264,7 +10623,7 @@
                 <w:ilvl w:val="0"/>
                 <w:numId w:val="64"/>
               </w:numPr>
-              <w:spacing w:before="0" w:after="0"/>
+              <w:spacing w:before="0" w:after="0" w:beforeAutospacing="0" w:afterAutospacing="0"/>
               <w:ind w:hanging="360" w:left="720" w:right="0"/>
             </w:pPr>
             <w:r>
@@ -11277,7 +10636,7 @@
                 <w:ilvl w:val="0"/>
                 <w:numId w:val="64"/>
               </w:numPr>
-              <w:spacing w:before="0" w:after="0"/>
+              <w:spacing w:before="0" w:after="0" w:beforeAutospacing="0" w:afterAutospacing="0"/>
               <w:ind w:hanging="360" w:left="720" w:right="0"/>
             </w:pPr>
             <w:r>
@@ -11290,7 +10649,7 @@
                 <w:ilvl w:val="0"/>
                 <w:numId w:val="64"/>
               </w:numPr>
-              <w:spacing w:before="0" w:after="0"/>
+              <w:spacing w:before="0" w:after="0" w:beforeAutospacing="0" w:afterAutospacing="0"/>
               <w:ind w:hanging="360" w:left="720" w:right="0"/>
             </w:pPr>
             <w:r>
@@ -11303,7 +10662,7 @@
                 <w:ilvl w:val="0"/>
                 <w:numId w:val="64"/>
               </w:numPr>
-              <w:spacing w:before="0" w:after="0"/>
+              <w:spacing w:before="0" w:after="0" w:beforeAutospacing="0" w:afterAutospacing="0"/>
               <w:ind w:hanging="360" w:left="720" w:right="0"/>
             </w:pPr>
             <w:r>
@@ -11312,7 +10671,7 @@
           </w:p>
           <w:p>
             <w:pPr>
-              <w:spacing w:before="240" w:after="240"/>
+              <w:spacing w:before="240" w:after="240" w:beforeAutospacing="0" w:afterAutospacing="0"/>
               <w:ind w:firstLine="0" w:left="0" w:right="0"/>
             </w:pPr>
             <w:r>
@@ -11321,7 +10680,7 @@
           </w:p>
           <w:p>
             <w:pPr>
-              <w:spacing w:before="0" w:after="0"/>
+              <w:spacing w:before="0" w:after="0" w:beforeAutospacing="0" w:afterAutospacing="0"/>
               <w:ind w:firstLine="0" w:left="0" w:right="0"/>
             </w:pPr>
             <w:r>
@@ -11361,7 +10720,7 @@
           </w:p>
           <w:p>
             <w:pPr>
-              <w:spacing w:before="240" w:after="240"/>
+              <w:spacing w:before="240" w:after="240" w:beforeAutospacing="0" w:afterAutospacing="0"/>
               <w:ind w:firstLine="0" w:left="0" w:right="0"/>
             </w:pPr>
             <w:r>
@@ -11370,7 +10729,7 @@
           </w:p>
           <w:p>
             <w:pPr>
-              <w:spacing w:before="0" w:after="0"/>
+              <w:spacing w:before="0" w:after="0" w:beforeAutospacing="0" w:afterAutospacing="0"/>
               <w:ind w:hanging="360" w:left="720" w:right="0"/>
             </w:pPr>
             <w:r>
@@ -11381,7 +10740,7 @@
           </w:p>
           <w:p>
             <w:pPr>
-              <w:spacing w:before="240" w:after="240"/>
+              <w:spacing w:before="240" w:after="240" w:beforeAutospacing="0" w:afterAutospacing="0"/>
               <w:ind w:firstLine="0" w:left="0" w:right="0"/>
               <w:rPr>
                 <w:rFonts w:ascii="-apple-system" w:hAnsi="-apple-system" w:cs="-apple-system" w:eastAsia="-apple-system"/>
@@ -11402,7 +10761,7 @@
           </w:p>
           <w:p>
             <w:pPr>
-              <w:spacing w:before="240" w:after="240"/>
+              <w:spacing w:before="240" w:after="240" w:beforeAutospacing="0" w:afterAutospacing="0"/>
               <w:ind w:firstLine="0" w:left="0" w:right="0"/>
               <w:rPr>
                 <w:rFonts w:ascii="-apple-system" w:hAnsi="-apple-system" w:cs="-apple-system" w:eastAsia="-apple-system"/>
@@ -11471,7 +10830,7 @@
           </w:p>
           <w:p>
             <w:pPr>
-              <w:spacing w:before="240" w:after="240"/>
+              <w:spacing w:before="240" w:after="240" w:beforeAutospacing="0" w:afterAutospacing="0"/>
               <w:ind w:firstLine="0" w:left="0" w:right="0"/>
               <w:rPr>
                 <w:rFonts w:ascii="-apple-system" w:hAnsi="-apple-system" w:cs="-apple-system" w:eastAsia="-apple-system"/>
@@ -11493,7 +10852,7 @@
                 <w:ilvl w:val="0"/>
                 <w:numId w:val="65"/>
               </w:numPr>
-              <w:spacing w:before="0" w:after="0"/>
+              <w:spacing w:before="0" w:after="0" w:beforeAutospacing="0" w:afterAutospacing="0"/>
               <w:ind w:hanging="360" w:left="720" w:right="0"/>
               <w:rPr>
                 <w:rFonts w:ascii="-apple-system" w:hAnsi="-apple-system" w:cs="-apple-system" w:eastAsia="-apple-system"/>
@@ -11524,7 +10883,7 @@
                 <w:ilvl w:val="0"/>
                 <w:numId w:val="65"/>
               </w:numPr>
-              <w:spacing w:before="0" w:after="0"/>
+              <w:spacing w:before="0" w:after="0" w:beforeAutospacing="0" w:afterAutospacing="0"/>
               <w:ind w:hanging="360" w:left="720" w:right="0"/>
               <w:rPr>
                 <w:rFonts w:ascii="-apple-system" w:hAnsi="-apple-system" w:cs="-apple-system" w:eastAsia="-apple-system"/>
@@ -11555,7 +10914,7 @@
                 <w:ilvl w:val="0"/>
                 <w:numId w:val="65"/>
               </w:numPr>
-              <w:spacing w:before="0" w:after="0"/>
+              <w:spacing w:before="0" w:after="0" w:beforeAutospacing="0" w:afterAutospacing="0"/>
               <w:ind w:hanging="360" w:left="720" w:right="0"/>
               <w:rPr>
                 <w:rFonts w:ascii="-apple-system" w:hAnsi="-apple-system" w:cs="-apple-system" w:eastAsia="-apple-system"/>
@@ -11586,7 +10945,7 @@
                 <w:ilvl w:val="0"/>
                 <w:numId w:val="65"/>
               </w:numPr>
-              <w:spacing w:before="0" w:after="0"/>
+              <w:spacing w:before="0" w:after="0" w:beforeAutospacing="0" w:afterAutospacing="0"/>
               <w:ind w:hanging="360" w:left="720" w:right="0"/>
               <w:rPr>
                 <w:rFonts w:ascii="-apple-system" w:hAnsi="-apple-system" w:cs="-apple-system" w:eastAsia="-apple-system"/>
@@ -11613,7 +10972,7 @@
           </w:p>
           <w:p>
             <w:pPr>
-              <w:spacing w:before="240" w:after="240"/>
+              <w:spacing w:before="240" w:after="240" w:beforeAutospacing="0" w:afterAutospacing="0"/>
               <w:ind w:firstLine="0" w:left="0" w:right="0"/>
               <w:rPr>
                 <w:rFonts w:ascii="-apple-system" w:hAnsi="-apple-system" w:cs="-apple-system" w:eastAsia="-apple-system"/>
@@ -11632,7 +10991,7 @@
           </w:p>
           <w:p>
             <w:pPr>
-              <w:spacing w:before="240" w:after="240"/>
+              <w:spacing w:before="240" w:after="240" w:beforeAutospacing="0" w:afterAutospacing="0"/>
               <w:ind w:firstLine="0" w:left="0" w:right="0"/>
               <w:rPr>
                 <w:rFonts w:ascii="-apple-system" w:hAnsi="-apple-system" w:cs="-apple-system" w:eastAsia="-apple-system"/>
@@ -11654,7 +11013,7 @@
                 <w:ilvl w:val="0"/>
                 <w:numId w:val="66"/>
               </w:numPr>
-              <w:spacing w:before="0" w:after="0"/>
+              <w:spacing w:before="0" w:after="0" w:beforeAutospacing="0" w:afterAutospacing="0"/>
               <w:ind w:hanging="360" w:left="720" w:right="0"/>
               <w:rPr>
                 <w:rFonts w:ascii="-apple-system" w:hAnsi="-apple-system" w:cs="-apple-system" w:eastAsia="-apple-system"/>
@@ -11685,7 +11044,7 @@
                 <w:ilvl w:val="0"/>
                 <w:numId w:val="66"/>
               </w:numPr>
-              <w:spacing w:before="0" w:after="0"/>
+              <w:spacing w:before="0" w:after="0" w:beforeAutospacing="0" w:afterAutospacing="0"/>
               <w:ind w:hanging="360" w:left="720" w:right="0"/>
               <w:rPr>
                 <w:rFonts w:ascii="-apple-system" w:hAnsi="-apple-system" w:cs="-apple-system" w:eastAsia="-apple-system"/>
@@ -11716,7 +11075,7 @@
                 <w:ilvl w:val="0"/>
                 <w:numId w:val="66"/>
               </w:numPr>
-              <w:spacing w:before="0" w:after="0"/>
+              <w:spacing w:before="0" w:after="0" w:beforeAutospacing="0" w:afterAutospacing="0"/>
               <w:ind w:hanging="360" w:left="720" w:right="0"/>
               <w:rPr>
                 <w:rFonts w:ascii="-apple-system" w:hAnsi="-apple-system" w:cs="-apple-system" w:eastAsia="-apple-system"/>
@@ -11747,7 +11106,7 @@
                 <w:ilvl w:val="0"/>
                 <w:numId w:val="66"/>
               </w:numPr>
-              <w:spacing w:before="0" w:after="0"/>
+              <w:spacing w:before="0" w:after="0" w:beforeAutospacing="0" w:afterAutospacing="0"/>
               <w:ind w:hanging="360" w:left="720" w:right="0"/>
               <w:rPr>
                 <w:rFonts w:ascii="-apple-system" w:hAnsi="-apple-system" w:cs="-apple-system" w:eastAsia="-apple-system"/>
@@ -11778,7 +11137,7 @@
                 <w:ilvl w:val="0"/>
                 <w:numId w:val="66"/>
               </w:numPr>
-              <w:spacing w:before="0" w:after="0"/>
+              <w:spacing w:before="0" w:after="0" w:beforeAutospacing="0" w:afterAutospacing="0"/>
               <w:ind w:hanging="360" w:left="720" w:right="0"/>
               <w:rPr>
                 <w:rFonts w:ascii="-apple-system" w:hAnsi="-apple-system" w:cs="-apple-system" w:eastAsia="-apple-system"/>
@@ -11805,7 +11164,7 @@
           </w:p>
           <w:p>
             <w:pPr>
-              <w:spacing w:before="240" w:after="240"/>
+              <w:spacing w:before="240" w:after="240" w:beforeAutospacing="0" w:afterAutospacing="0"/>
               <w:ind w:firstLine="0" w:left="0" w:right="0"/>
               <w:rPr>
                 <w:rFonts w:ascii="-apple-system" w:hAnsi="-apple-system" w:cs="-apple-system" w:eastAsia="-apple-system"/>
@@ -11823,7 +11182,7 @@
           </w:p>
           <w:p>
             <w:pPr>
-              <w:spacing w:before="0" w:after="0"/>
+              <w:spacing w:before="0" w:after="0" w:beforeAutospacing="0" w:afterAutospacing="0"/>
               <w:ind w:firstLine="0" w:left="0" w:right="0"/>
               <w:rPr>
                 <w:rFonts w:ascii="-apple-system" w:hAnsi="-apple-system" w:cs="-apple-system" w:eastAsia="-apple-system"/>
@@ -11841,7 +11200,7 @@
           </w:p>
           <w:p>
             <w:pPr>
-              <w:spacing w:before="0" w:after="0"/>
+              <w:spacing w:before="0" w:after="0" w:beforeAutospacing="0" w:afterAutospacing="0"/>
               <w:ind w:firstLine="0" w:left="0" w:right="0"/>
               <w:rPr>
                 <w:rFonts w:ascii="-apple-system" w:hAnsi="-apple-system" w:cs="-apple-system" w:eastAsia="-apple-system"/>
@@ -11859,7 +11218,7 @@
           </w:p>
           <w:p>
             <w:pPr>
-              <w:spacing w:before="240" w:after="240"/>
+              <w:spacing w:before="240" w:after="240" w:beforeAutospacing="0" w:afterAutospacing="0"/>
               <w:ind w:firstLine="0" w:left="0" w:right="0"/>
               <w:rPr>
                 <w:rFonts w:ascii="-apple-system" w:hAnsi="-apple-system" w:cs="-apple-system" w:eastAsia="-apple-system"/>
@@ -11878,7 +11237,7 @@
           </w:p>
           <w:p>
             <w:pPr>
-              <w:spacing w:before="240" w:after="240"/>
+              <w:spacing w:before="240" w:after="240" w:beforeAutospacing="0" w:afterAutospacing="0"/>
               <w:ind w:firstLine="0" w:left="0" w:right="0"/>
               <w:rPr>
                 <w:rFonts w:ascii="-apple-system" w:hAnsi="-apple-system" w:cs="-apple-system" w:eastAsia="-apple-system"/>
@@ -11896,7 +11255,7 @@
           </w:p>
           <w:p>
             <w:pPr>
-              <w:spacing w:before="240" w:after="240"/>
+              <w:spacing w:before="240" w:after="240" w:beforeAutospacing="0" w:afterAutospacing="0"/>
               <w:ind w:firstLine="0" w:left="0" w:right="0"/>
               <w:rPr>
                 <w:rFonts w:ascii="-apple-system" w:hAnsi="-apple-system" w:cs="-apple-system" w:eastAsia="-apple-system"/>
@@ -11914,7 +11273,7 @@
           </w:p>
           <w:p>
             <w:pPr>
-              <w:spacing w:before="240" w:after="240"/>
+              <w:spacing w:before="240" w:after="240" w:beforeAutospacing="0" w:afterAutospacing="0"/>
               <w:ind w:firstLine="0" w:left="0" w:right="0"/>
               <w:rPr>
                 <w:rFonts w:ascii="-apple-system" w:hAnsi="-apple-system" w:cs="-apple-system" w:eastAsia="-apple-system"/>
@@ -11933,7 +11292,7 @@
           </w:p>
           <w:p>
             <w:pPr>
-              <w:spacing w:before="240" w:after="240"/>
+              <w:spacing w:before="240" w:after="240" w:beforeAutospacing="0" w:afterAutospacing="0"/>
               <w:ind w:firstLine="0" w:left="0" w:right="0"/>
               <w:rPr>
                 <w:rFonts w:ascii="-apple-system" w:hAnsi="-apple-system" w:cs="-apple-system" w:eastAsia="-apple-system"/>
@@ -11951,7 +11310,7 @@
           </w:p>
           <w:p>
             <w:pPr>
-              <w:spacing w:before="240" w:after="240"/>
+              <w:spacing w:before="240" w:after="240" w:beforeAutospacing="0" w:afterAutospacing="0"/>
               <w:ind w:firstLine="0" w:left="0" w:right="0"/>
               <w:rPr>
                 <w:rFonts w:ascii="-apple-system" w:hAnsi="-apple-system" w:cs="-apple-system" w:eastAsia="-apple-system"/>
@@ -11969,7 +11328,7 @@
           </w:p>
           <w:p>
             <w:pPr>
-              <w:spacing w:before="240" w:after="240"/>
+              <w:spacing w:before="240" w:after="240" w:beforeAutospacing="0" w:afterAutospacing="0"/>
               <w:ind w:firstLine="0" w:left="0" w:right="0"/>
               <w:rPr>
                 <w:rFonts w:ascii="-apple-system" w:hAnsi="-apple-system" w:cs="-apple-system" w:eastAsia="-apple-system"/>
@@ -11988,7 +11347,7 @@
           </w:p>
           <w:p>
             <w:pPr>
-              <w:spacing w:before="240" w:after="240"/>
+              <w:spacing w:before="240" w:after="240" w:beforeAutospacing="0" w:afterAutospacing="0"/>
               <w:ind w:firstLine="0" w:left="0" w:right="0"/>
               <w:rPr>
                 <w:rFonts w:ascii="-apple-system" w:hAnsi="-apple-system" w:cs="-apple-system" w:eastAsia="-apple-system"/>
@@ -12006,7 +11365,7 @@
           </w:p>
           <w:p>
             <w:pPr>
-              <w:spacing w:before="0" w:after="0"/>
+              <w:spacing w:before="0" w:after="0" w:beforeAutospacing="0" w:afterAutospacing="0"/>
               <w:ind w:hanging="360" w:left="720" w:right="0"/>
               <w:rPr>
                 <w:rtl w:val="0"/>
@@ -12026,7 +11385,7 @@
           </w:p>
           <w:p>
             <w:pPr>
-              <w:spacing w:before="0" w:after="0"/>
+              <w:spacing w:before="0" w:after="0" w:beforeAutospacing="0" w:afterAutospacing="0"/>
               <w:ind w:hanging="360" w:left="720" w:right="0"/>
               <w:rPr>
                 <w:rtl w:val="0"/>
@@ -12036,7 +11395,7 @@
           </w:p>
           <w:p>
             <w:pPr>
-              <w:spacing w:before="0" w:after="0"/>
+              <w:spacing w:before="0" w:after="0" w:beforeAutospacing="0" w:afterAutospacing="0"/>
               <w:ind w:hanging="360" w:left="720" w:right="0"/>
               <w:rPr>
                 <w:b w:val="1"/>
@@ -12055,7 +11414,7 @@
           </w:p>
           <w:p>
             <w:pPr>
-              <w:spacing w:before="240" w:after="240"/>
+              <w:spacing w:before="240" w:after="240" w:beforeAutospacing="0" w:afterAutospacing="0"/>
               <w:ind w:firstLine="0" w:left="0" w:right="0"/>
               <w:outlineLvl w:val="1"/>
               <w:rPr>
@@ -12079,7 +11438,7 @@
                 <w:ilvl w:val="0"/>
                 <w:numId w:val="54"/>
               </w:numPr>
-              <w:spacing w:before="240" w:after="240"/>
+              <w:spacing w:before="240" w:after="240" w:beforeAutospacing="0" w:afterAutospacing="0"/>
               <w:ind w:hanging="360" w:left="720" w:right="0"/>
               <w:rPr>
                 <w:sz w:val="24"/>
@@ -12125,7 +11484,7 @@
                 <w:ilvl w:val="0"/>
                 <w:numId w:val="54"/>
               </w:numPr>
-              <w:spacing w:before="240" w:after="240"/>
+              <w:spacing w:before="240" w:after="240" w:beforeAutospacing="0" w:afterAutospacing="0"/>
               <w:ind w:hanging="360" w:left="720" w:right="0"/>
               <w:rPr>
                 <w:sz w:val="24"/>
@@ -12171,7 +11530,7 @@
                 <w:ilvl w:val="0"/>
                 <w:numId w:val="54"/>
               </w:numPr>
-              <w:spacing w:before="240" w:after="240"/>
+              <w:spacing w:before="240" w:after="240" w:beforeAutospacing="0" w:afterAutospacing="0"/>
               <w:ind w:hanging="360" w:left="720" w:right="0"/>
               <w:rPr>
                 <w:sz w:val="24"/>
@@ -12217,7 +11576,7 @@
                 <w:ilvl w:val="0"/>
                 <w:numId w:val="54"/>
               </w:numPr>
-              <w:spacing w:before="240" w:after="240"/>
+              <w:spacing w:before="240" w:after="240" w:beforeAutospacing="0" w:afterAutospacing="0"/>
               <w:ind w:hanging="360" w:left="720" w:right="0"/>
               <w:rPr>
                 <w:sz w:val="24"/>
@@ -12263,7 +11622,7 @@
                 <w:ilvl w:val="0"/>
                 <w:numId w:val="54"/>
               </w:numPr>
-              <w:spacing w:before="240" w:after="240"/>
+              <w:spacing w:before="240" w:after="240" w:beforeAutospacing="0" w:afterAutospacing="0"/>
               <w:ind w:hanging="360" w:left="720" w:right="0"/>
               <w:rPr>
                 <w:sz w:val="24"/>
@@ -12305,7 +11664,7 @@
           </w:p>
           <w:p>
             <w:pPr>
-              <w:spacing w:before="240" w:after="240"/>
+              <w:spacing w:before="240" w:after="240" w:beforeAutospacing="0" w:afterAutospacing="0"/>
               <w:ind w:firstLine="0" w:left="0" w:right="0"/>
               <w:outlineLvl w:val="1"/>
               <w:rPr>
@@ -12329,7 +11688,7 @@
                 <w:ilvl w:val="0"/>
                 <w:numId w:val="55"/>
               </w:numPr>
-              <w:spacing w:before="240" w:after="240"/>
+              <w:spacing w:before="240" w:after="240" w:beforeAutospacing="0" w:afterAutospacing="0"/>
               <w:ind w:hanging="360" w:left="720" w:right="0"/>
               <w:rPr>
                 <w:sz w:val="24"/>
@@ -12375,7 +11734,7 @@
                 <w:ilvl w:val="0"/>
                 <w:numId w:val="55"/>
               </w:numPr>
-              <w:spacing w:before="240" w:after="240"/>
+              <w:spacing w:before="240" w:after="240" w:beforeAutospacing="0" w:afterAutospacing="0"/>
               <w:ind w:hanging="360" w:left="720" w:right="0"/>
               <w:rPr>
                 <w:sz w:val="24"/>
@@ -12417,7 +11776,7 @@
           </w:p>
           <w:p>
             <w:pPr>
-              <w:spacing w:before="240" w:after="240"/>
+              <w:spacing w:before="240" w:after="240" w:beforeAutospacing="0" w:afterAutospacing="0"/>
               <w:ind w:firstLine="0" w:left="0" w:right="0"/>
               <w:outlineLvl w:val="1"/>
               <w:rPr>
@@ -12441,7 +11800,7 @@
                 <w:ilvl w:val="0"/>
                 <w:numId w:val="56"/>
               </w:numPr>
-              <w:spacing w:before="240" w:after="240"/>
+              <w:spacing w:before="240" w:after="240" w:beforeAutospacing="0" w:afterAutospacing="0"/>
               <w:ind w:hanging="360" w:left="720" w:right="0"/>
               <w:rPr>
                 <w:sz w:val="24"/>
@@ -12487,7 +11846,7 @@
                 <w:ilvl w:val="0"/>
                 <w:numId w:val="56"/>
               </w:numPr>
-              <w:spacing w:before="240" w:after="240"/>
+              <w:spacing w:before="240" w:after="240" w:beforeAutospacing="0" w:afterAutospacing="0"/>
               <w:ind w:hanging="360" w:left="720" w:right="0"/>
               <w:rPr>
                 <w:sz w:val="24"/>
@@ -12533,7 +11892,7 @@
                 <w:ilvl w:val="0"/>
                 <w:numId w:val="56"/>
               </w:numPr>
-              <w:spacing w:before="240" w:after="240"/>
+              <w:spacing w:before="240" w:after="240" w:beforeAutospacing="0" w:afterAutospacing="0"/>
               <w:ind w:hanging="360" w:left="720" w:right="0"/>
               <w:rPr>
                 <w:sz w:val="24"/>
@@ -12579,7 +11938,7 @@
                 <w:ilvl w:val="0"/>
                 <w:numId w:val="56"/>
               </w:numPr>
-              <w:spacing w:before="240" w:after="240"/>
+              <w:spacing w:before="240" w:after="240" w:beforeAutospacing="0" w:afterAutospacing="0"/>
               <w:ind w:hanging="360" w:left="720" w:right="0"/>
               <w:rPr>
                 <w:sz w:val="24"/>
@@ -12625,7 +11984,7 @@
                 <w:ilvl w:val="0"/>
                 <w:numId w:val="56"/>
               </w:numPr>
-              <w:spacing w:before="240" w:after="240"/>
+              <w:spacing w:before="240" w:after="240" w:beforeAutospacing="0" w:afterAutospacing="0"/>
               <w:ind w:hanging="360" w:left="720" w:right="0"/>
               <w:rPr>
                 <w:sz w:val="24"/>
@@ -12667,7 +12026,7 @@
           </w:p>
           <w:p>
             <w:pPr>
-              <w:spacing w:before="240" w:after="240"/>
+              <w:spacing w:before="240" w:after="240" w:beforeAutospacing="0" w:afterAutospacing="0"/>
               <w:ind w:firstLine="0" w:left="0" w:right="0"/>
               <w:outlineLvl w:val="1"/>
               <w:rPr>
@@ -12691,7 +12050,7 @@
                 <w:ilvl w:val="0"/>
                 <w:numId w:val="57"/>
               </w:numPr>
-              <w:spacing w:before="240" w:after="240"/>
+              <w:spacing w:before="240" w:after="240" w:beforeAutospacing="0" w:afterAutospacing="0"/>
               <w:ind w:hanging="360" w:left="720" w:right="0"/>
               <w:rPr>
                 <w:sz w:val="24"/>
@@ -12737,7 +12096,7 @@
                 <w:ilvl w:val="0"/>
                 <w:numId w:val="57"/>
               </w:numPr>
-              <w:spacing w:before="240" w:after="240"/>
+              <w:spacing w:before="240" w:after="240" w:beforeAutospacing="0" w:afterAutospacing="0"/>
               <w:ind w:hanging="360" w:left="720" w:right="0"/>
               <w:rPr>
                 <w:sz w:val="24"/>
@@ -12783,7 +12142,7 @@
                 <w:ilvl w:val="0"/>
                 <w:numId w:val="57"/>
               </w:numPr>
-              <w:spacing w:before="240" w:after="240"/>
+              <w:spacing w:before="240" w:after="240" w:beforeAutospacing="0" w:afterAutospacing="0"/>
               <w:ind w:hanging="360" w:left="720" w:right="0"/>
               <w:rPr>
                 <w:sz w:val="24"/>
@@ -12829,7 +12188,7 @@
                 <w:ilvl w:val="0"/>
                 <w:numId w:val="57"/>
               </w:numPr>
-              <w:spacing w:before="240" w:after="240"/>
+              <w:spacing w:before="240" w:after="240" w:beforeAutospacing="0" w:afterAutospacing="0"/>
               <w:ind w:hanging="360" w:left="720" w:right="0"/>
               <w:rPr>
                 <w:sz w:val="24"/>
@@ -12871,7 +12230,7 @@
           </w:p>
           <w:p>
             <w:pPr>
-              <w:spacing w:before="240" w:after="240"/>
+              <w:spacing w:before="240" w:after="240" w:beforeAutospacing="0" w:afterAutospacing="0"/>
               <w:ind w:firstLine="0" w:left="0" w:right="0"/>
               <w:outlineLvl w:val="1"/>
               <w:rPr>
@@ -12895,7 +12254,7 @@
                 <w:ilvl w:val="0"/>
                 <w:numId w:val="58"/>
               </w:numPr>
-              <w:spacing w:before="240" w:after="240"/>
+              <w:spacing w:before="240" w:after="240" w:beforeAutospacing="0" w:afterAutospacing="0"/>
               <w:ind w:hanging="360" w:left="720" w:right="0"/>
               <w:rPr>
                 <w:sz w:val="24"/>
@@ -12937,7 +12296,7 @@
           </w:p>
           <w:p>
             <w:pPr>
-              <w:spacing w:before="240" w:after="240"/>
+              <w:spacing w:before="240" w:after="240" w:beforeAutospacing="0" w:afterAutospacing="0"/>
               <w:ind w:firstLine="0" w:left="0" w:right="0"/>
               <w:outlineLvl w:val="1"/>
               <w:rPr>
@@ -12961,7 +12320,7 @@
                 <w:ilvl w:val="0"/>
                 <w:numId w:val="59"/>
               </w:numPr>
-              <w:spacing w:before="240" w:after="240"/>
+              <w:spacing w:before="240" w:after="240" w:beforeAutospacing="0" w:afterAutospacing="0"/>
               <w:ind w:hanging="360" w:left="720" w:right="0"/>
               <w:rPr>
                 <w:sz w:val="24"/>
@@ -13005,7 +12364,7 @@
           </w:p>
           <w:p>
             <w:pPr>
-              <w:spacing w:before="0" w:after="0"/>
+              <w:spacing w:before="0" w:after="0" w:beforeAutospacing="0" w:afterAutospacing="0"/>
               <w:ind w:hanging="360" w:left="720" w:right="0"/>
               <w:rPr>
                 <w:rtl w:val="0"/>
